--- a/Pemodelan-Computer-Aided-Design/Modul-Word/Modul-12-Identifikasi-Masalah-Desain-dan-Solusi-Optimasi.docx
+++ b/Pemodelan-Computer-Aided-Design/Modul-Word/Modul-12-Identifikasi-Masalah-Desain-dan-Solusi-Optimasi.docx
@@ -3848,7 +3848,7 @@
       <w:r>
         <w:drawing>
           <wp:inline xmlns:a="http://schemas.openxmlformats.org/drawingml/2006/main" xmlns:pic="http://schemas.openxmlformats.org/drawingml/2006/picture">
-            <wp:extent cx="5400000" cy="2321228"/>
+            <wp:extent cx="5400000" cy="2398412"/>
             <wp:docPr id="1858245149" name="Picture 1858245149"/>
             <wp:cNvGraphicFramePr>
               <a:graphicFrameLocks noChangeAspect="1"/>
@@ -3869,7 +3869,7 @@
                   <pic:spPr>
                     <a:xfrm>
                       <a:off x="0" y="0"/>
-                      <a:ext cx="5400000" cy="2321228"/>
+                      <a:ext cx="5400000" cy="2398412"/>
                     </a:xfrm>
                     <a:prstGeom prst="rect"/>
                   </pic:spPr>
@@ -12783,6 +12783,62 @@
     </w:p>
     <w:p>
       <w:pPr>
+        <w:keepNext/>
+        <w:spacing w:after="80"/>
+        <w:jc w:val="center"/>
+      </w:pPr>
+      <w:r>
+        <w:drawing>
+          <wp:inline xmlns:a="http://schemas.openxmlformats.org/drawingml/2006/main" xmlns:pic="http://schemas.openxmlformats.org/drawingml/2006/picture">
+            <wp:extent cx="5400000" cy="3018740"/>
+            <wp:docPr id="1858245154" name="Picture 1858245154"/>
+            <wp:cNvGraphicFramePr>
+              <a:graphicFrameLocks noChangeAspect="1"/>
+            </wp:cNvGraphicFramePr>
+            <a:graphic>
+              <a:graphicData uri="http://schemas.openxmlformats.org/drawingml/2006/picture">
+                <pic:pic>
+                  <pic:nvPicPr>
+                    <pic:cNvPr id="0" name="m12-g7.png"/>
+                    <pic:cNvPicPr/>
+                  </pic:nvPicPr>
+                  <pic:blipFill>
+                    <a:blip r:embed="rId37"/>
+                    <a:stretch>
+                      <a:fillRect/>
+                    </a:stretch>
+                  </pic:blipFill>
+                  <pic:spPr>
+                    <a:xfrm>
+                      <a:off x="0" y="0"/>
+                      <a:ext cx="5400000" cy="3018740"/>
+                    </a:xfrm>
+                    <a:prstGeom prst="rect"/>
+                  </pic:spPr>
+                </pic:pic>
+              </a:graphicData>
+            </a:graphic>
+          </wp:inline>
+        </w:drawing>
+      </w:r>
+    </w:p>
+    <w:p>
+      <w:pPr>
+        <w:spacing w:after="200" w:line="276" w:lineRule="auto"/>
+        <w:jc w:val="center"/>
+      </w:pPr>
+      <w:r>
+        <w:rPr>
+          <w:rFonts w:ascii="Arial" w:hAnsi="Arial" w:eastAsia="Arial" w:cs="Arial"/>
+          <w:b/>
+          <w:i w:val="0"/>
+          <w:sz w:val="20"/>
+        </w:rPr>
+        <w:t>Gambar 7 — Gambar kerja audit satu dokumen: tabrakan, fit, dinding tipis, jarak tepi, dan jarak bebas gerak. Satuan mm; volume dalam mm³. Nomor 1–5 mengikuti langkah: (1) Box A 60 × 45 × 28 dan Box B 50 × 45 × 28 menumpang δ = 2,5 sehingga Common = 3.150,00 mm³, lalu nol setelah B digeser ke ujung A; (2) cincin berlubang ⌀12,0180 (batas maksimum ⌀12 H7) dan poros ⌀11,9830 (batas minimum g6) sesumbu, celahnya digambar diperbesar; (3) rumah 80 × 60 × 40 dengan Pocket 72 × 52 sedalam 30; (4) pelat 120 × 50 × 6 dengan slot berjarak pusat 64 dan lebar 18, serta jarak tepi e; (5) lengan 70 × 24 × 8 diputar θ* = 9,73° di depan dinding pada x = 100. Diameter luar dan letak aksial cincin, serta ukuran Part Box dinding, tidak ditetapkan langkah, jadi digambar tanpa ukuran.</w:t>
+      </w:r>
+    </w:p>
+    <w:p>
+      <w:pPr>
         <w:spacing w:line="360" w:lineRule="auto" w:after="60"/>
         <w:ind w:left="425" w:hanging="227"/>
       </w:pPr>
@@ -15122,7 +15178,7 @@
         <w:drawing>
           <wp:inline xmlns:a="http://schemas.openxmlformats.org/drawingml/2006/main" xmlns:pic="http://schemas.openxmlformats.org/drawingml/2006/picture">
             <wp:extent cx="4680000" cy="2069564"/>
-            <wp:docPr id="1858245154" name="Picture 1858245154"/>
+            <wp:docPr id="1858245155" name="Picture 1858245155"/>
             <wp:cNvGraphicFramePr>
               <a:graphicFrameLocks noChangeAspect="1"/>
             </wp:cNvGraphicFramePr>
@@ -15134,7 +15190,7 @@
                     <pic:cNvPicPr/>
                   </pic:nvPicPr>
                   <pic:blipFill>
-                    <a:blip r:embed="rId37"/>
+                    <a:blip r:embed="rId38"/>
                     <a:stretch>
                       <a:fillRect/>
                     </a:stretch>
@@ -15210,8 +15266,8 @@
       <w:r>
         <w:drawing>
           <wp:inline xmlns:a="http://schemas.openxmlformats.org/drawingml/2006/main" xmlns:pic="http://schemas.openxmlformats.org/drawingml/2006/picture">
-            <wp:extent cx="4680000" cy="2088490"/>
-            <wp:docPr id="1858245155" name="Picture 1858245155"/>
+            <wp:extent cx="4680000" cy="2250934"/>
+            <wp:docPr id="1858245156" name="Picture 1858245156"/>
             <wp:cNvGraphicFramePr>
               <a:graphicFrameLocks noChangeAspect="1"/>
             </wp:cNvGraphicFramePr>
@@ -15223,7 +15279,7 @@
                     <pic:cNvPicPr/>
                   </pic:nvPicPr>
                   <pic:blipFill>
-                    <a:blip r:embed="rId38"/>
+                    <a:blip r:embed="rId39"/>
                     <a:stretch>
                       <a:fillRect/>
                     </a:stretch>
@@ -15231,7 +15287,7 @@
                   <pic:spPr>
                     <a:xfrm>
                       <a:off x="0" y="0"/>
-                      <a:ext cx="4680000" cy="2088490"/>
+                      <a:ext cx="4680000" cy="2250934"/>
                     </a:xfrm>
                     <a:prstGeom prst="rect"/>
                   </pic:spPr>
@@ -15300,7 +15356,7 @@
         <w:drawing>
           <wp:inline xmlns:a="http://schemas.openxmlformats.org/drawingml/2006/main" xmlns:pic="http://schemas.openxmlformats.org/drawingml/2006/picture">
             <wp:extent cx="4680000" cy="2124623"/>
-            <wp:docPr id="1858245156" name="Picture 1858245156"/>
+            <wp:docPr id="1858245157" name="Picture 1858245157"/>
             <wp:cNvGraphicFramePr>
               <a:graphicFrameLocks noChangeAspect="1"/>
             </wp:cNvGraphicFramePr>
@@ -15312,7 +15368,7 @@
                     <pic:cNvPicPr/>
                   </pic:nvPicPr>
                   <pic:blipFill>
-                    <a:blip r:embed="rId39"/>
+                    <a:blip r:embed="rId40"/>
                     <a:stretch>
                       <a:fillRect/>
                     </a:stretch>
@@ -15388,8 +15444,8 @@
       <w:r>
         <w:drawing>
           <wp:inline xmlns:a="http://schemas.openxmlformats.org/drawingml/2006/main" xmlns:pic="http://schemas.openxmlformats.org/drawingml/2006/picture">
-            <wp:extent cx="4680000" cy="2004370"/>
-            <wp:docPr id="1858245157" name="Picture 1858245157"/>
+            <wp:extent cx="4680000" cy="2069564"/>
+            <wp:docPr id="1858245158" name="Picture 1858245158"/>
             <wp:cNvGraphicFramePr>
               <a:graphicFrameLocks noChangeAspect="1"/>
             </wp:cNvGraphicFramePr>
@@ -15401,7 +15457,7 @@
                     <pic:cNvPicPr/>
                   </pic:nvPicPr>
                   <pic:blipFill>
-                    <a:blip r:embed="rId40"/>
+                    <a:blip r:embed="rId41"/>
                     <a:stretch>
                       <a:fillRect/>
                     </a:stretch>
@@ -15409,7 +15465,7 @@
                   <pic:spPr>
                     <a:xfrm>
                       <a:off x="0" y="0"/>
-                      <a:ext cx="4680000" cy="2004370"/>
+                      <a:ext cx="4680000" cy="2069564"/>
                     </a:xfrm>
                     <a:prstGeom prst="rect"/>
                   </pic:spPr>
@@ -15477,8 +15533,8 @@
       <w:r>
         <w:drawing>
           <wp:inline xmlns:a="http://schemas.openxmlformats.org/drawingml/2006/main" xmlns:pic="http://schemas.openxmlformats.org/drawingml/2006/picture">
-            <wp:extent cx="4680000" cy="2250934"/>
-            <wp:docPr id="1858245158" name="Picture 1858245158"/>
+            <wp:extent cx="4680000" cy="2322187"/>
+            <wp:docPr id="1858245159" name="Picture 1858245159"/>
             <wp:cNvGraphicFramePr>
               <a:graphicFrameLocks noChangeAspect="1"/>
             </wp:cNvGraphicFramePr>
@@ -15490,7 +15546,7 @@
                     <pic:cNvPicPr/>
                   </pic:nvPicPr>
                   <pic:blipFill>
-                    <a:blip r:embed="rId41"/>
+                    <a:blip r:embed="rId42"/>
                     <a:stretch>
                       <a:fillRect/>
                     </a:stretch>
@@ -15498,7 +15554,7 @@
                   <pic:spPr>
                     <a:xfrm>
                       <a:off x="0" y="0"/>
-                      <a:ext cx="4680000" cy="2250934"/>
+                      <a:ext cx="4680000" cy="2322187"/>
                     </a:xfrm>
                     <a:prstGeom prst="rect"/>
                   </pic:spPr>

--- a/Pemodelan-Computer-Aided-Design/Modul-Word/Modul-12-Identifikasi-Masalah-Desain-dan-Solusi-Optimasi.docx
+++ b/Pemodelan-Computer-Aided-Design/Modul-Word/Modul-12-Identifikasi-Masalah-Desain-dan-Solusi-Optimasi.docx
@@ -13846,7 +13846,61 @@
           <w:i w:val="0"/>
           <w:sz w:val="21"/>
         </w:rPr>
-        <w:t>. Berkas boleh diganti selama tugas belum dikirim; setelah dikirim, berkas dan angka terkunci. Berkas yang terunggah tanpa angka yang benar mendapat partial 0,5 poin.</w:t>
+        <w:t xml:space="preserve">. Server membaca geometri berkas Anda: angka yang tidak ada di model ditolak dan </w:t>
+      </w:r>
+      <w:r>
+        <w:rPr>
+          <w:rFonts w:ascii="Arial" w:hAnsi="Arial" w:eastAsia="Arial" w:cs="Arial"/>
+          <w:b/>
+          <w:i w:val="0"/>
+          <w:sz w:val="21"/>
+        </w:rPr>
+        <w:t>tidak dihitung</w:t>
+      </w:r>
+      <w:r>
+        <w:rPr>
+          <w:rFonts w:ascii="Arial" w:hAnsi="Arial" w:eastAsia="Arial" w:cs="Arial"/>
+          <w:b w:val="0"/>
+          <w:i w:val="0"/>
+          <w:sz w:val="21"/>
+        </w:rPr>
+        <w:t xml:space="preserve">, jadi bacalah angkanya dari model yang diunggah. Bila kiriman dinilai salah, tugas </w:t>
+      </w:r>
+      <w:r>
+        <w:rPr>
+          <w:rFonts w:ascii="Arial" w:hAnsi="Arial" w:eastAsia="Arial" w:cs="Arial"/>
+          <w:b/>
+          <w:i w:val="0"/>
+          <w:sz w:val="21"/>
+        </w:rPr>
+        <w:t>tidak terkunci</w:t>
+      </w:r>
+      <w:r>
+        <w:rPr>
+          <w:rFonts w:ascii="Arial" w:hAnsi="Arial" w:eastAsia="Arial" w:cs="Arial"/>
+          <w:b w:val="0"/>
+          <w:i w:val="0"/>
+          <w:sz w:val="21"/>
+        </w:rPr>
+        <w:t xml:space="preserve">: perbaiki model, unggah ulang, lalu kirim ulang (tanpa batas); kiriman benar setelah pernah salah bernilai </w:t>
+      </w:r>
+      <w:r>
+        <w:rPr>
+          <w:rFonts w:ascii="Arial" w:hAnsi="Arial" w:eastAsia="Arial" w:cs="Arial"/>
+          <w:b/>
+          <w:i w:val="0"/>
+          <w:sz w:val="21"/>
+        </w:rPr>
+        <w:t>65%</w:t>
+      </w:r>
+      <w:r>
+        <w:rPr>
+          <w:rFonts w:ascii="Arial" w:hAnsi="Arial" w:eastAsia="Arial" w:cs="Arial"/>
+          <w:b w:val="0"/>
+          <w:i w:val="0"/>
+          <w:sz w:val="21"/>
+        </w:rPr>
+        <w:t xml:space="preserve"> dari poin tugas.</w:t>
       </w:r>
     </w:p>
     <w:p>

--- a/Pemodelan-Computer-Aided-Design/Modul-Word/Modul-12-Identifikasi-Masalah-Desain-dan-Solusi-Optimasi.docx
+++ b/Pemodelan-Computer-Aided-Design/Modul-Word/Modul-12-Identifikasi-Masalah-Desain-dan-Solusi-Optimasi.docx
@@ -2865,7 +2865,9 @@
           <w:color w:val="1F3864"/>
           <w:sz w:val="28"/>
         </w:rPr>
-        <w:t>DAFTAR PERIKSA MASALAH DESAIN: DARI GEJALA KE ANGKA</w:t>
+        <w:t>DAFTAR PERIKSA MASALAH DESAIN:</w:t>
+        <w:br/>
+        <w:t>DARI GEJALA KE ANGKA</w:t>
       </w:r>
     </w:p>
     <w:p>
@@ -3053,7 +3055,45 @@
           <w:i w:val="0"/>
           <w:sz w:val="22"/>
         </w:rPr>
-        <w:t xml:space="preserve">Angka tanpa batas tidak menolong. Tetapkan batas sebelum mengukur: V_int = 0, c_min ≥ kelonggaran kerja, tebal dinding ≥ batas proses, jarak tepi ≥ 1,5 × tebal pelat, SF ≥ 2. </w:t>
+        <w:t>Angka tanpa batas tidak menolong. Tetapkan batas sebelum mengukur: V</w:t>
+      </w:r>
+      <w:r>
+        <w:rPr>
+          <w:rFonts w:ascii="Arial" w:hAnsi="Arial" w:eastAsia="Arial" w:cs="Arial"/>
+          <w:b w:val="0"/>
+          <w:i w:val="0"/>
+          <w:sz w:val="22"/>
+          <w:vertAlign w:val="subscript"/>
+        </w:rPr>
+        <w:t>int</w:t>
+      </w:r>
+      <w:r>
+        <w:rPr>
+          <w:rFonts w:ascii="Arial" w:hAnsi="Arial" w:eastAsia="Arial" w:cs="Arial"/>
+          <w:b w:val="0"/>
+          <w:i w:val="0"/>
+          <w:sz w:val="22"/>
+        </w:rPr>
+        <w:t xml:space="preserve"> = 0, c</w:t>
+      </w:r>
+      <w:r>
+        <w:rPr>
+          <w:rFonts w:ascii="Arial" w:hAnsi="Arial" w:eastAsia="Arial" w:cs="Arial"/>
+          <w:b w:val="0"/>
+          <w:i w:val="0"/>
+          <w:sz w:val="22"/>
+          <w:vertAlign w:val="subscript"/>
+        </w:rPr>
+        <w:t>min</w:t>
+      </w:r>
+      <w:r>
+        <w:rPr>
+          <w:rFonts w:ascii="Arial" w:hAnsi="Arial" w:eastAsia="Arial" w:cs="Arial"/>
+          <w:b w:val="0"/>
+          <w:i w:val="0"/>
+          <w:sz w:val="22"/>
+        </w:rPr>
+        <w:t xml:space="preserve"> ≥ kelonggaran kerja, tebal dinding ≥ batas proses, jarak tepi ≥ 1,5 × tebal pelat, SF ≥ 2. </w:t>
       </w:r>
       <w:r>
         <w:rPr>
@@ -3291,7 +3331,45 @@
                 <w:i w:val="0"/>
                 <w:sz w:val="18"/>
               </w:rPr>
-              <w:t>c_maks, c_min (mm, 4 desimal) sesuai kelas fit (Tugas 2)</w:t>
+              <w:t>c</w:t>
+            </w:r>
+            <w:r>
+              <w:rPr>
+                <w:rFonts w:ascii="Arial" w:hAnsi="Arial" w:eastAsia="Arial" w:cs="Arial"/>
+                <w:b w:val="0"/>
+                <w:i w:val="0"/>
+                <w:sz w:val="18"/>
+                <w:vertAlign w:val="subscript"/>
+              </w:rPr>
+              <w:t>maks</w:t>
+            </w:r>
+            <w:r>
+              <w:rPr>
+                <w:rFonts w:ascii="Arial" w:hAnsi="Arial" w:eastAsia="Arial" w:cs="Arial"/>
+                <w:b w:val="0"/>
+                <w:i w:val="0"/>
+                <w:sz w:val="18"/>
+              </w:rPr>
+              <w:t>, c</w:t>
+            </w:r>
+            <w:r>
+              <w:rPr>
+                <w:rFonts w:ascii="Arial" w:hAnsi="Arial" w:eastAsia="Arial" w:cs="Arial"/>
+                <w:b w:val="0"/>
+                <w:i w:val="0"/>
+                <w:sz w:val="18"/>
+                <w:vertAlign w:val="subscript"/>
+              </w:rPr>
+              <w:t>min</w:t>
+            </w:r>
+            <w:r>
+              <w:rPr>
+                <w:rFonts w:ascii="Arial" w:hAnsi="Arial" w:eastAsia="Arial" w:cs="Arial"/>
+                <w:b w:val="0"/>
+                <w:i w:val="0"/>
+                <w:sz w:val="18"/>
+              </w:rPr>
+              <w:t xml:space="preserve"> (mm, 4 desimal) sesuai kelas fit (Tugas 2)</w:t>
             </w:r>
           </w:p>
         </w:tc>
@@ -3369,7 +3447,26 @@
                 <w:i w:val="0"/>
                 <w:sz w:val="18"/>
               </w:rPr>
-              <w:t>V_int = 0 mm³ (Tugas 1)</w:t>
+              <w:t>V</w:t>
+            </w:r>
+            <w:r>
+              <w:rPr>
+                <w:rFonts w:ascii="Arial" w:hAnsi="Arial" w:eastAsia="Arial" w:cs="Arial"/>
+                <w:b w:val="0"/>
+                <w:i w:val="0"/>
+                <w:sz w:val="18"/>
+                <w:vertAlign w:val="subscript"/>
+              </w:rPr>
+              <w:t>int</w:t>
+            </w:r>
+            <w:r>
+              <w:rPr>
+                <w:rFonts w:ascii="Arial" w:hAnsi="Arial" w:eastAsia="Arial" w:cs="Arial"/>
+                <w:b w:val="0"/>
+                <w:i w:val="0"/>
+                <w:sz w:val="18"/>
+              </w:rPr>
+              <w:t xml:space="preserve"> = 0 mm³ (Tugas 1)</w:t>
             </w:r>
           </w:p>
         </w:tc>
@@ -3447,7 +3544,26 @@
                 <w:i w:val="0"/>
                 <w:sz w:val="18"/>
               </w:rPr>
-              <w:t>c_min &gt; 0 dan ≥ batas kerja (Tugas 5)</w:t>
+              <w:t>c</w:t>
+            </w:r>
+            <w:r>
+              <w:rPr>
+                <w:rFonts w:ascii="Arial" w:hAnsi="Arial" w:eastAsia="Arial" w:cs="Arial"/>
+                <w:b w:val="0"/>
+                <w:i w:val="0"/>
+                <w:sz w:val="18"/>
+                <w:vertAlign w:val="subscript"/>
+              </w:rPr>
+              <w:t>min</w:t>
+            </w:r>
+            <w:r>
+              <w:rPr>
+                <w:rFonts w:ascii="Arial" w:hAnsi="Arial" w:eastAsia="Arial" w:cs="Arial"/>
+                <w:b w:val="0"/>
+                <w:i w:val="0"/>
+                <w:sz w:val="18"/>
+              </w:rPr>
+              <w:t xml:space="preserve"> &gt; 0 dan ≥ batas kerja (Tugas 5)</w:t>
             </w:r>
           </w:p>
         </w:tc>
@@ -3506,7 +3622,26 @@
                 <w:i w:val="0"/>
                 <w:sz w:val="18"/>
               </w:rPr>
-              <w:t>FEM (Pertemuan 9–10), K_t dari tabel</w:t>
+              <w:t>FEM (Pertemuan 9–10), K</w:t>
+            </w:r>
+            <w:r>
+              <w:rPr>
+                <w:rFonts w:ascii="Arial" w:hAnsi="Arial" w:eastAsia="Arial" w:cs="Arial"/>
+                <w:b w:val="0"/>
+                <w:i w:val="0"/>
+                <w:sz w:val="18"/>
+                <w:vertAlign w:val="subscript"/>
+              </w:rPr>
+              <w:t>t</w:t>
+            </w:r>
+            <w:r>
+              <w:rPr>
+                <w:rFonts w:ascii="Arial" w:hAnsi="Arial" w:eastAsia="Arial" w:cs="Arial"/>
+                <w:b w:val="0"/>
+                <w:i w:val="0"/>
+                <w:sz w:val="18"/>
+              </w:rPr>
+              <w:t xml:space="preserve"> dari tabel</w:t>
             </w:r>
           </w:p>
         </w:tc>
@@ -3525,7 +3660,45 @@
                 <w:i w:val="0"/>
                 <w:sz w:val="18"/>
               </w:rPr>
-              <w:t>σ_maks ≤ σ_izin; SF ≥ 2</w:t>
+              <w:t>σ</w:t>
+            </w:r>
+            <w:r>
+              <w:rPr>
+                <w:rFonts w:ascii="Arial" w:hAnsi="Arial" w:eastAsia="Arial" w:cs="Arial"/>
+                <w:b w:val="0"/>
+                <w:i w:val="0"/>
+                <w:sz w:val="18"/>
+                <w:vertAlign w:val="subscript"/>
+              </w:rPr>
+              <w:t>maks</w:t>
+            </w:r>
+            <w:r>
+              <w:rPr>
+                <w:rFonts w:ascii="Arial" w:hAnsi="Arial" w:eastAsia="Arial" w:cs="Arial"/>
+                <w:b w:val="0"/>
+                <w:i w:val="0"/>
+                <w:sz w:val="18"/>
+              </w:rPr>
+              <w:t xml:space="preserve"> ≤ σ</w:t>
+            </w:r>
+            <w:r>
+              <w:rPr>
+                <w:rFonts w:ascii="Arial" w:hAnsi="Arial" w:eastAsia="Arial" w:cs="Arial"/>
+                <w:b w:val="0"/>
+                <w:i w:val="0"/>
+                <w:sz w:val="18"/>
+                <w:vertAlign w:val="subscript"/>
+              </w:rPr>
+              <w:t>izin</w:t>
+            </w:r>
+            <w:r>
+              <w:rPr>
+                <w:rFonts w:ascii="Arial" w:hAnsi="Arial" w:eastAsia="Arial" w:cs="Arial"/>
+                <w:b w:val="0"/>
+                <w:i w:val="0"/>
+                <w:sz w:val="18"/>
+              </w:rPr>
+              <w:t>; SF ≥ 2</w:t>
             </w:r>
           </w:p>
         </w:tc>
@@ -3821,7 +3994,9 @@
           <w:color w:val="1F3864"/>
           <w:sz w:val="28"/>
         </w:rPr>
-        <w:t>TOLERANSI DAN FIT ISO: BAHASA SUAIAN YANG DAPAT DIUKUR</w:t>
+        <w:t>TOLERANSI DAN FIT ISO:</w:t>
+        <w:br/>
+        <w:t>BAHASA SUAIAN YANG DAPAT DIUKUR</w:t>
       </w:r>
     </w:p>
     <w:p>
@@ -3892,7 +4067,45 @@
           <w:i w:val="0"/>
           <w:sz w:val="20"/>
         </w:rPr>
-        <w:t>Gambar 2 — Zona toleransi lubang dan poros ISO serta jenis suaian yang dihasilkan. Huruf menentukan letak zona terhadap garis nol (H untuk lubang berarti EI = 0), angka menentukan lebar zona. Poros g berada di bawah garis nol (longgar), k memotongnya (transisi), dan p berada di atasnya (sesak). Contoh ⌀12 H7/g6 memberi c_maks = 0,035 mm dan c_min = 0,006 mm.</w:t>
+        <w:t>Gambar 2 — Zona toleransi lubang dan poros ISO serta jenis suaian yang dihasilkan. Huruf menentukan letak zona terhadap garis nol (H untuk lubang berarti EI = 0), angka menentukan lebar zona. Poros g berada di bawah garis nol (longgar), k memotongnya (transisi), dan p berada di atasnya (sesak). Contoh ⌀12 H7/g6 memberi c</w:t>
+      </w:r>
+      <w:r>
+        <w:rPr>
+          <w:rFonts w:ascii="Arial" w:hAnsi="Arial" w:eastAsia="Arial" w:cs="Arial"/>
+          <w:b/>
+          <w:i w:val="0"/>
+          <w:sz w:val="20"/>
+          <w:vertAlign w:val="subscript"/>
+        </w:rPr>
+        <w:t>maks</w:t>
+      </w:r>
+      <w:r>
+        <w:rPr>
+          <w:rFonts w:ascii="Arial" w:hAnsi="Arial" w:eastAsia="Arial" w:cs="Arial"/>
+          <w:b/>
+          <w:i w:val="0"/>
+          <w:sz w:val="20"/>
+        </w:rPr>
+        <w:t xml:space="preserve"> = 0,035 mm dan c</w:t>
+      </w:r>
+      <w:r>
+        <w:rPr>
+          <w:rFonts w:ascii="Arial" w:hAnsi="Arial" w:eastAsia="Arial" w:cs="Arial"/>
+          <w:b/>
+          <w:i w:val="0"/>
+          <w:sz w:val="20"/>
+          <w:vertAlign w:val="subscript"/>
+        </w:rPr>
+        <w:t>min</w:t>
+      </w:r>
+      <w:r>
+        <w:rPr>
+          <w:rFonts w:ascii="Arial" w:hAnsi="Arial" w:eastAsia="Arial" w:cs="Arial"/>
+          <w:b/>
+          <w:i w:val="0"/>
+          <w:sz w:val="20"/>
+        </w:rPr>
+        <w:t xml:space="preserve"> = 0,006 mm.</w:t>
       </w:r>
     </w:p>
     <w:p>
@@ -4665,7 +4878,26 @@
                 <w:i w:val="0"/>
                 <w:sz w:val="18"/>
               </w:rPr>
-              <w:t>Selalu ada celah (c_min &gt; 0)</w:t>
+              <w:t>Selalu ada celah (c</w:t>
+            </w:r>
+            <w:r>
+              <w:rPr>
+                <w:rFonts w:ascii="Arial" w:hAnsi="Arial" w:eastAsia="Arial" w:cs="Arial"/>
+                <w:b w:val="0"/>
+                <w:i w:val="0"/>
+                <w:sz w:val="18"/>
+                <w:vertAlign w:val="subscript"/>
+              </w:rPr>
+              <w:t>min</w:t>
+            </w:r>
+            <w:r>
+              <w:rPr>
+                <w:rFonts w:ascii="Arial" w:hAnsi="Arial" w:eastAsia="Arial" w:cs="Arial"/>
+                <w:b w:val="0"/>
+                <w:i w:val="0"/>
+                <w:sz w:val="18"/>
+              </w:rPr>
+              <w:t xml:space="preserve"> &gt; 0)</w:t>
             </w:r>
           </w:p>
         </w:tc>
@@ -4821,7 +5053,26 @@
                 <w:i w:val="0"/>
                 <w:sz w:val="18"/>
               </w:rPr>
-              <w:t>Selalu interferensi (c_maks ≤ 0)</w:t>
+              <w:t>Selalu interferensi (c</w:t>
+            </w:r>
+            <w:r>
+              <w:rPr>
+                <w:rFonts w:ascii="Arial" w:hAnsi="Arial" w:eastAsia="Arial" w:cs="Arial"/>
+                <w:b w:val="0"/>
+                <w:i w:val="0"/>
+                <w:sz w:val="18"/>
+                <w:vertAlign w:val="subscript"/>
+              </w:rPr>
+              <w:t>maks</w:t>
+            </w:r>
+            <w:r>
+              <w:rPr>
+                <w:rFonts w:ascii="Arial" w:hAnsi="Arial" w:eastAsia="Arial" w:cs="Arial"/>
+                <w:b w:val="0"/>
+                <w:i w:val="0"/>
+                <w:sz w:val="18"/>
+              </w:rPr>
+              <w:t xml:space="preserve"> ≤ 0)</w:t>
             </w:r>
           </w:p>
         </w:tc>
@@ -4883,7 +5134,7 @@
           <w:i w:val="0"/>
           <w:sz w:val="20"/>
         </w:rPr>
-        <w:t>Tabel 3. Pasangan ⌀12: ES / EI lubang (µm), es / ei poros (µm), c_maks (mm), Sifat.</w:t>
+        <w:t>Tabel 3. Pasangan ⌀12: ES / EI lubang (µm), es / ei poros (µm), cmaks (mm), Sifat.</w:t>
       </w:r>
     </w:p>
     <w:tbl>
@@ -4977,7 +5228,26 @@
                 <w:i w:val="0"/>
                 <w:sz w:val="18"/>
               </w:rPr>
-              <w:t>c_maks (mm)</w:t>
+              <w:t>c</w:t>
+            </w:r>
+            <w:r>
+              <w:rPr>
+                <w:rFonts w:ascii="Arial" w:hAnsi="Arial" w:eastAsia="Arial" w:cs="Arial"/>
+                <w:b/>
+                <w:i w:val="0"/>
+                <w:sz w:val="18"/>
+                <w:vertAlign w:val="subscript"/>
+              </w:rPr>
+              <w:t>maks</w:t>
+            </w:r>
+            <w:r>
+              <w:rPr>
+                <w:rFonts w:ascii="Arial" w:hAnsi="Arial" w:eastAsia="Arial" w:cs="Arial"/>
+                <w:b/>
+                <w:i w:val="0"/>
+                <w:sz w:val="18"/>
+              </w:rPr>
+              <w:t xml:space="preserve"> (mm)</w:t>
             </w:r>
           </w:p>
         </w:tc>
@@ -5453,7 +5723,45 @@
           <w:i w:val="0"/>
           <w:sz w:val="21"/>
         </w:rPr>
-        <w:t xml:space="preserve"> batang biru adalah zona lubang (selalu mulai dari garis nol karena H), batang oranye adalah zona poros yang naik-turun mengikuti deviasi fundamentalnya. Saat berjalan, zona poros bergeser perlahan dari bawah ke atas garis nol sehingga suaian berubah longgar → transisi → sesak. Angka c_maks dan c_min mengikuti Persamaan (1); PAUSE lalu geser slider untuk menguji satu pasangan tertentu.</w:t>
+        <w:t xml:space="preserve"> batang biru adalah zona lubang (selalu mulai dari garis nol karena H), batang oranye adalah zona poros yang naik-turun mengikuti deviasi fundamentalnya. Saat berjalan, zona poros bergeser perlahan dari bawah ke atas garis nol sehingga suaian berubah longgar → transisi → sesak. Angka c</w:t>
+      </w:r>
+      <w:r>
+        <w:rPr>
+          <w:rFonts w:ascii="Arial" w:hAnsi="Arial" w:eastAsia="Arial" w:cs="Arial"/>
+          <w:b w:val="0"/>
+          <w:i w:val="0"/>
+          <w:sz w:val="21"/>
+          <w:vertAlign w:val="subscript"/>
+        </w:rPr>
+        <w:t>maks</w:t>
+      </w:r>
+      <w:r>
+        <w:rPr>
+          <w:rFonts w:ascii="Arial" w:hAnsi="Arial" w:eastAsia="Arial" w:cs="Arial"/>
+          <w:b w:val="0"/>
+          <w:i w:val="0"/>
+          <w:sz w:val="21"/>
+        </w:rPr>
+        <w:t xml:space="preserve"> dan c</w:t>
+      </w:r>
+      <w:r>
+        <w:rPr>
+          <w:rFonts w:ascii="Arial" w:hAnsi="Arial" w:eastAsia="Arial" w:cs="Arial"/>
+          <w:b w:val="0"/>
+          <w:i w:val="0"/>
+          <w:sz w:val="21"/>
+          <w:vertAlign w:val="subscript"/>
+        </w:rPr>
+        <w:t>min</w:t>
+      </w:r>
+      <w:r>
+        <w:rPr>
+          <w:rFonts w:ascii="Arial" w:hAnsi="Arial" w:eastAsia="Arial" w:cs="Arial"/>
+          <w:b w:val="0"/>
+          <w:i w:val="0"/>
+          <w:sz w:val="21"/>
+        </w:rPr>
+        <w:t xml:space="preserve"> mengikuti Persamaan (1); PAUSE lalu geser slider untuk menguji satu pasangan tertentu.</w:t>
       </w:r>
     </w:p>
     <w:p>
@@ -5507,7 +5815,9 @@
           <w:color w:val="1F3864"/>
           <w:sz w:val="28"/>
         </w:rPr>
-        <w:t>UJI GERAK DAN TABRAKAN: MEMBUKTIKAN KOMPONEN TIDAK BERTEMU</w:t>
+        <w:t>UJI GERAK DAN TABRAKAN:</w:t>
+        <w:br/>
+        <w:t>MEMBUKTIKAN KOMPONEN TIDAK BERTEMU</w:t>
       </w:r>
     </w:p>
     <w:p>
@@ -5578,7 +5888,26 @@
           <w:i w:val="0"/>
           <w:sz w:val="20"/>
         </w:rPr>
-        <w:t>Gambar 3 — Uji interferensi dua komponen dengan Part Common dan distToShape. Komponen B digeser sehingga menumpang A sejauh δ arah X. Part → Boolean → Common menyisakan slab δ × b × h yang volumenya adalah ukuran tabrakan; contoh δ = 2,5, b = 45, h = 28 memberi V_int = 3.150,00 mm³. Bila tidak bertabrakan, Common kosong dan distToShape memberi jarak terdekat yang positif.</w:t>
+        <w:t>Gambar 3 — Uji interferensi dua komponen dengan Part Common dan distToShape. Komponen B digeser sehingga menumpang A sejauh δ arah X. Part → Boolean → Common menyisakan slab δ × b × h yang volumenya adalah ukuran tabrakan; contoh δ = 2,5, b = 45, h = 28 memberi V</w:t>
+      </w:r>
+      <w:r>
+        <w:rPr>
+          <w:rFonts w:ascii="Arial" w:hAnsi="Arial" w:eastAsia="Arial" w:cs="Arial"/>
+          <w:b/>
+          <w:i w:val="0"/>
+          <w:sz w:val="20"/>
+          <w:vertAlign w:val="subscript"/>
+        </w:rPr>
+        <w:t>int</w:t>
+      </w:r>
+      <w:r>
+        <w:rPr>
+          <w:rFonts w:ascii="Arial" w:hAnsi="Arial" w:eastAsia="Arial" w:cs="Arial"/>
+          <w:b/>
+          <w:i w:val="0"/>
+          <w:sz w:val="20"/>
+        </w:rPr>
+        <w:t xml:space="preserve"> = 3.150,00 mm³. Bila tidak bertabrakan, Common kosong dan distToShape memberi jarak terdekat yang positif.</w:t>
       </w:r>
     </w:p>
     <w:p>
@@ -6244,7 +6573,26 @@
                 <w:i w:val="0"/>
                 <w:sz w:val="18"/>
               </w:rPr>
-              <w:t>c_min dan sudut kritisnya</w:t>
+              <w:t>c</w:t>
+            </w:r>
+            <w:r>
+              <w:rPr>
+                <w:rFonts w:ascii="Arial" w:hAnsi="Arial" w:eastAsia="Arial" w:cs="Arial"/>
+                <w:b w:val="0"/>
+                <w:i w:val="0"/>
+                <w:sz w:val="18"/>
+                <w:vertAlign w:val="subscript"/>
+              </w:rPr>
+              <w:t>min</w:t>
+            </w:r>
+            <w:r>
+              <w:rPr>
+                <w:rFonts w:ascii="Arial" w:hAnsi="Arial" w:eastAsia="Arial" w:cs="Arial"/>
+                <w:b w:val="0"/>
+                <w:i w:val="0"/>
+                <w:sz w:val="18"/>
+              </w:rPr>
+              <w:t xml:space="preserve"> dan sudut kritisnya</w:t>
             </w:r>
           </w:p>
         </w:tc>
@@ -6322,7 +6670,26 @@
                 <w:i w:val="0"/>
                 <w:sz w:val="18"/>
               </w:rPr>
-              <w:t>Matriks V_int antar pasangan</w:t>
+              <w:t>Matriks V</w:t>
+            </w:r>
+            <w:r>
+              <w:rPr>
+                <w:rFonts w:ascii="Arial" w:hAnsi="Arial" w:eastAsia="Arial" w:cs="Arial"/>
+                <w:b w:val="0"/>
+                <w:i w:val="0"/>
+                <w:sz w:val="18"/>
+                <w:vertAlign w:val="subscript"/>
+              </w:rPr>
+              <w:t>int</w:t>
+            </w:r>
+            <w:r>
+              <w:rPr>
+                <w:rFonts w:ascii="Arial" w:hAnsi="Arial" w:eastAsia="Arial" w:cs="Arial"/>
+                <w:b w:val="0"/>
+                <w:i w:val="0"/>
+                <w:sz w:val="18"/>
+              </w:rPr>
+              <w:t xml:space="preserve"> antar pasangan</w:t>
             </w:r>
           </w:p>
         </w:tc>
@@ -6487,7 +6854,26 @@
           <w:i w:val="0"/>
           <w:sz w:val="21"/>
         </w:rPr>
-        <w:t xml:space="preserve"> balok B bergerak maju-mundur terhadap A; daerah merah adalah hasil Part Common. Selama masih ada celah, V_int = 0 dan distToShape memberi jarak positif (hijau). Begitu B menembus A, volume merah tumbuh linear terhadap δ mengikuti Persamaan (2). PAUSE lalu kunci δ untuk membaca satu keadaan tertentu.</w:t>
+        <w:t xml:space="preserve"> balok B bergerak maju-mundur terhadap A; daerah merah adalah hasil Part Common. Selama masih ada celah, V</w:t>
+      </w:r>
+      <w:r>
+        <w:rPr>
+          <w:rFonts w:ascii="Arial" w:hAnsi="Arial" w:eastAsia="Arial" w:cs="Arial"/>
+          <w:b w:val="0"/>
+          <w:i w:val="0"/>
+          <w:sz w:val="21"/>
+          <w:vertAlign w:val="subscript"/>
+        </w:rPr>
+        <w:t>int</w:t>
+      </w:r>
+      <w:r>
+        <w:rPr>
+          <w:rFonts w:ascii="Arial" w:hAnsi="Arial" w:eastAsia="Arial" w:cs="Arial"/>
+          <w:b w:val="0"/>
+          <w:i w:val="0"/>
+          <w:sz w:val="21"/>
+        </w:rPr>
+        <w:t xml:space="preserve"> = 0 dan distToShape memberi jarak positif (hijau). Begitu B menembus A, volume merah tumbuh linear terhadap δ mengikuti Persamaan (2). PAUSE lalu kunci δ untuk membaca satu keadaan tertentu.</w:t>
       </w:r>
     </w:p>
     <w:p>
@@ -6700,7 +7086,9 @@
           <w:color w:val="1F3864"/>
           <w:sz w:val="28"/>
         </w:rPr>
-        <w:t>KELEMAHAN STRUKTUR: DAERAH KRITIS DAN PERBAIKANNYA</w:t>
+        <w:t>KELEMAHAN STRUKTUR:</w:t>
+        <w:br/>
+        <w:t>DAERAH KRITIS DAN PERBAIKANNYA</w:t>
       </w:r>
     </w:p>
     <w:p>
@@ -6771,7 +7159,64 @@
           <w:i w:val="0"/>
           <w:sz w:val="20"/>
         </w:rPr>
-        <w:t>Gambar 4 — Kelemahan struktur yang sering ditemukan dan perbaikan terukurnya. Bahu tajam memusatkan tegangan (K_t tinggi) dan menjadi tempat retak pertama; fillet menurunkannya. Dinding di bawah batas proses melengkung atau retak, sehingga ditebalkan atau diberi rusuk. Lubang yang terlalu dekat tepi menyobek bahan. Contoh: K_t turun dari 2,85 menjadi 1,72, sehingga σ_maks turun 39,6%.</w:t>
+        <w:t>Gambar 4 — Kelemahan struktur yang sering ditemukan dan perbaikan terukurnya. Bahu tajam memusatkan tegangan (K</w:t>
+      </w:r>
+      <w:r>
+        <w:rPr>
+          <w:rFonts w:ascii="Arial" w:hAnsi="Arial" w:eastAsia="Arial" w:cs="Arial"/>
+          <w:b/>
+          <w:i w:val="0"/>
+          <w:sz w:val="20"/>
+          <w:vertAlign w:val="subscript"/>
+        </w:rPr>
+        <w:t>t</w:t>
+      </w:r>
+      <w:r>
+        <w:rPr>
+          <w:rFonts w:ascii="Arial" w:hAnsi="Arial" w:eastAsia="Arial" w:cs="Arial"/>
+          <w:b/>
+          <w:i w:val="0"/>
+          <w:sz w:val="20"/>
+        </w:rPr>
+        <w:t xml:space="preserve"> tinggi) dan menjadi tempat retak pertama; fillet menurunkannya. Dinding di bawah batas proses melengkung atau retak, sehingga ditebalkan atau diberi rusuk. Lubang yang terlalu dekat tepi menyobek bahan. Contoh: K</w:t>
+      </w:r>
+      <w:r>
+        <w:rPr>
+          <w:rFonts w:ascii="Arial" w:hAnsi="Arial" w:eastAsia="Arial" w:cs="Arial"/>
+          <w:b/>
+          <w:i w:val="0"/>
+          <w:sz w:val="20"/>
+          <w:vertAlign w:val="subscript"/>
+        </w:rPr>
+        <w:t>t</w:t>
+      </w:r>
+      <w:r>
+        <w:rPr>
+          <w:rFonts w:ascii="Arial" w:hAnsi="Arial" w:eastAsia="Arial" w:cs="Arial"/>
+          <w:b/>
+          <w:i w:val="0"/>
+          <w:sz w:val="20"/>
+        </w:rPr>
+        <w:t xml:space="preserve"> turun dari 2,85 menjadi 1,72, sehingga σ</w:t>
+      </w:r>
+      <w:r>
+        <w:rPr>
+          <w:rFonts w:ascii="Arial" w:hAnsi="Arial" w:eastAsia="Arial" w:cs="Arial"/>
+          <w:b/>
+          <w:i w:val="0"/>
+          <w:sz w:val="20"/>
+          <w:vertAlign w:val="subscript"/>
+        </w:rPr>
+        <w:t>maks</w:t>
+      </w:r>
+      <w:r>
+        <w:rPr>
+          <w:rFonts w:ascii="Arial" w:hAnsi="Arial" w:eastAsia="Arial" w:cs="Arial"/>
+          <w:b/>
+          <w:i w:val="0"/>
+          <w:sz w:val="20"/>
+        </w:rPr>
+        <w:t xml:space="preserve"> turun 39,6%.</w:t>
       </w:r>
     </w:p>
     <w:p>
@@ -6974,7 +7419,26 @@
           <w:i w:val="0"/>
           <w:sz w:val="22"/>
         </w:rPr>
-        <w:t xml:space="preserve"> = tegangan luluh bahan. Contoh σ_nom = 59,0 MPa: K</w:t>
+        <w:t xml:space="preserve"> = tegangan luluh bahan. Contoh σ</w:t>
+      </w:r>
+      <w:r>
+        <w:rPr>
+          <w:rFonts w:ascii="Arial" w:hAnsi="Arial" w:eastAsia="Arial" w:cs="Arial"/>
+          <w:b w:val="0"/>
+          <w:i w:val="0"/>
+          <w:sz w:val="22"/>
+          <w:vertAlign w:val="subscript"/>
+        </w:rPr>
+        <w:t>nom</w:t>
+      </w:r>
+      <w:r>
+        <w:rPr>
+          <w:rFonts w:ascii="Arial" w:hAnsi="Arial" w:eastAsia="Arial" w:cs="Arial"/>
+          <w:b w:val="0"/>
+          <w:i w:val="0"/>
+          <w:sz w:val="22"/>
+        </w:rPr>
+        <w:t xml:space="preserve"> = 59,0 MPa: K</w:t>
       </w:r>
       <w:r>
         <w:rPr>
@@ -7055,7 +7519,45 @@
           <w:i w:val="0"/>
           <w:sz w:val="22"/>
         </w:rPr>
-        <w:t xml:space="preserve"> — Retak hampir selalu dimulai pada perubahan bentuk mendadak: bahu tajam, ujung slot, pangkal rusuk, dan tepi lubang. Faktor K_t menyatakan berapa kali tegangan lokal melampaui tegangan nominal, dan ia ditentukan geometri, bukan besar beban. Memperbesar jari-jari fillet, melandaikan transisi penampang, serta menjauhkan fitur dari tepi menurunkan K_t hampir tanpa tambahan massa — perbaikan termurah setelah simulasi Pertemuan 10 dan 11.</w:t>
+        <w:t xml:space="preserve"> — Retak hampir selalu dimulai pada perubahan bentuk mendadak: bahu tajam, ujung slot, pangkal rusuk, dan tepi lubang. Faktor K</w:t>
+      </w:r>
+      <w:r>
+        <w:rPr>
+          <w:rFonts w:ascii="Arial" w:hAnsi="Arial" w:eastAsia="Arial" w:cs="Arial"/>
+          <w:b w:val="0"/>
+          <w:i w:val="0"/>
+          <w:sz w:val="22"/>
+          <w:vertAlign w:val="subscript"/>
+        </w:rPr>
+        <w:t>t</w:t>
+      </w:r>
+      <w:r>
+        <w:rPr>
+          <w:rFonts w:ascii="Arial" w:hAnsi="Arial" w:eastAsia="Arial" w:cs="Arial"/>
+          <w:b w:val="0"/>
+          <w:i w:val="0"/>
+          <w:sz w:val="22"/>
+        </w:rPr>
+        <w:t xml:space="preserve"> menyatakan berapa kali tegangan lokal melampaui tegangan nominal, dan ia ditentukan geometri, bukan besar beban. Memperbesar jari-jari fillet, melandaikan transisi penampang, serta menjauhkan fitur dari tepi menurunkan K</w:t>
+      </w:r>
+      <w:r>
+        <w:rPr>
+          <w:rFonts w:ascii="Arial" w:hAnsi="Arial" w:eastAsia="Arial" w:cs="Arial"/>
+          <w:b w:val="0"/>
+          <w:i w:val="0"/>
+          <w:sz w:val="22"/>
+          <w:vertAlign w:val="subscript"/>
+        </w:rPr>
+        <w:t>t</w:t>
+      </w:r>
+      <w:r>
+        <w:rPr>
+          <w:rFonts w:ascii="Arial" w:hAnsi="Arial" w:eastAsia="Arial" w:cs="Arial"/>
+          <w:b w:val="0"/>
+          <w:i w:val="0"/>
+          <w:sz w:val="22"/>
+        </w:rPr>
+        <w:t xml:space="preserve"> hampir tanpa tambahan massa — perbaikan termurah setelah simulasi Pertemuan 10 dan 11.</w:t>
       </w:r>
     </w:p>
     <w:p>
@@ -7447,7 +7949,45 @@
                 <w:i w:val="0"/>
                 <w:sz w:val="18"/>
               </w:rPr>
-              <w:t>K_t dan σ_maks (MPa)</w:t>
+              <w:t>K</w:t>
+            </w:r>
+            <w:r>
+              <w:rPr>
+                <w:rFonts w:ascii="Arial" w:hAnsi="Arial" w:eastAsia="Arial" w:cs="Arial"/>
+                <w:b w:val="0"/>
+                <w:i w:val="0"/>
+                <w:sz w:val="18"/>
+                <w:vertAlign w:val="subscript"/>
+              </w:rPr>
+              <w:t>t</w:t>
+            </w:r>
+            <w:r>
+              <w:rPr>
+                <w:rFonts w:ascii="Arial" w:hAnsi="Arial" w:eastAsia="Arial" w:cs="Arial"/>
+                <w:b w:val="0"/>
+                <w:i w:val="0"/>
+                <w:sz w:val="18"/>
+              </w:rPr>
+              <w:t xml:space="preserve"> dan σ</w:t>
+            </w:r>
+            <w:r>
+              <w:rPr>
+                <w:rFonts w:ascii="Arial" w:hAnsi="Arial" w:eastAsia="Arial" w:cs="Arial"/>
+                <w:b w:val="0"/>
+                <w:i w:val="0"/>
+                <w:sz w:val="18"/>
+                <w:vertAlign w:val="subscript"/>
+              </w:rPr>
+              <w:t>maks</w:t>
+            </w:r>
+            <w:r>
+              <w:rPr>
+                <w:rFonts w:ascii="Arial" w:hAnsi="Arial" w:eastAsia="Arial" w:cs="Arial"/>
+                <w:b w:val="0"/>
+                <w:i w:val="0"/>
+                <w:sz w:val="18"/>
+              </w:rPr>
+              <w:t xml:space="preserve"> (MPa)</w:t>
             </w:r>
           </w:p>
         </w:tc>
@@ -7837,7 +8377,26 @@
                 <w:i w:val="0"/>
                 <w:sz w:val="18"/>
               </w:rPr>
-              <w:t>σ_maks, SF, dan massa (g)</w:t>
+              <w:t>σ</w:t>
+            </w:r>
+            <w:r>
+              <w:rPr>
+                <w:rFonts w:ascii="Arial" w:hAnsi="Arial" w:eastAsia="Arial" w:cs="Arial"/>
+                <w:b w:val="0"/>
+                <w:i w:val="0"/>
+                <w:sz w:val="18"/>
+                <w:vertAlign w:val="subscript"/>
+              </w:rPr>
+              <w:t>maks</w:t>
+            </w:r>
+            <w:r>
+              <w:rPr>
+                <w:rFonts w:ascii="Arial" w:hAnsi="Arial" w:eastAsia="Arial" w:cs="Arial"/>
+                <w:b w:val="0"/>
+                <w:i w:val="0"/>
+                <w:sz w:val="18"/>
+              </w:rPr>
+              <w:t>, SF, dan massa (g)</w:t>
             </w:r>
           </w:p>
         </w:tc>
@@ -8004,7 +8563,26 @@
           <w:i w:val="0"/>
           <w:sz w:val="22"/>
         </w:rPr>
-        <w:t xml:space="preserve">K_t, konvergensi mesh, dan faktor keamanan sudah dibahas pada Pertemuan 10 dan 11. Modul ini memakainya sebagai alat diagnosis, bukan mengulang teorinya. </w:t>
+        <w:t>K</w:t>
+      </w:r>
+      <w:r>
+        <w:rPr>
+          <w:rFonts w:ascii="Arial" w:hAnsi="Arial" w:eastAsia="Arial" w:cs="Arial"/>
+          <w:b w:val="0"/>
+          <w:i w:val="0"/>
+          <w:sz w:val="22"/>
+          <w:vertAlign w:val="subscript"/>
+        </w:rPr>
+        <w:t>t</w:t>
+      </w:r>
+      <w:r>
+        <w:rPr>
+          <w:rFonts w:ascii="Arial" w:hAnsi="Arial" w:eastAsia="Arial" w:cs="Arial"/>
+          <w:b w:val="0"/>
+          <w:i w:val="0"/>
+          <w:sz w:val="22"/>
+        </w:rPr>
+        <w:t xml:space="preserve">, konvergensi mesh, dan faktor keamanan sudah dibahas pada Pertemuan 10 dan 11. Modul ini memakainya sebagai alat diagnosis, bukan mengulang teorinya. </w:t>
       </w:r>
       <w:r>
         <w:rPr>
@@ -8067,7 +8645,9 @@
           <w:color w:val="1F3864"/>
           <w:sz w:val="28"/>
         </w:rPr>
-        <w:t>DESIGN FOR MANUFACTURING: BENTUK YANG BISA DIBUAT DENGAN WAJAR</w:t>
+        <w:t>DESIGN FOR MANUFACTURING:</w:t>
+        <w:br/>
+        <w:t>BENTUK YANG BISA DIBUAT DENGAN WAJAR</w:t>
       </w:r>
     </w:p>
     <w:p>
@@ -8609,7 +9189,45 @@
           <w:i w:val="0"/>
           <w:sz w:val="22"/>
         </w:rPr>
-        <w:t xml:space="preserve"> = lebar slot. Contoh a = 120, b = 50, L_s = 64, w_s = 18: e</w:t>
+        <w:t xml:space="preserve"> = lebar slot. Contoh a = 120, b = 50, L</w:t>
+      </w:r>
+      <w:r>
+        <w:rPr>
+          <w:rFonts w:ascii="Arial" w:hAnsi="Arial" w:eastAsia="Arial" w:cs="Arial"/>
+          <w:b w:val="0"/>
+          <w:i w:val="0"/>
+          <w:sz w:val="22"/>
+          <w:vertAlign w:val="subscript"/>
+        </w:rPr>
+        <w:t>s</w:t>
+      </w:r>
+      <w:r>
+        <w:rPr>
+          <w:rFonts w:ascii="Arial" w:hAnsi="Arial" w:eastAsia="Arial" w:cs="Arial"/>
+          <w:b w:val="0"/>
+          <w:i w:val="0"/>
+          <w:sz w:val="22"/>
+        </w:rPr>
+        <w:t xml:space="preserve"> = 64, w</w:t>
+      </w:r>
+      <w:r>
+        <w:rPr>
+          <w:rFonts w:ascii="Arial" w:hAnsi="Arial" w:eastAsia="Arial" w:cs="Arial"/>
+          <w:b w:val="0"/>
+          <w:i w:val="0"/>
+          <w:sz w:val="22"/>
+          <w:vertAlign w:val="subscript"/>
+        </w:rPr>
+        <w:t>s</w:t>
+      </w:r>
+      <w:r>
+        <w:rPr>
+          <w:rFonts w:ascii="Arial" w:hAnsi="Arial" w:eastAsia="Arial" w:cs="Arial"/>
+          <w:b w:val="0"/>
+          <w:i w:val="0"/>
+          <w:sz w:val="22"/>
+        </w:rPr>
+        <w:t xml:space="preserve"> = 18: e</w:t>
       </w:r>
       <w:r>
         <w:rPr>
@@ -8671,7 +9289,121 @@
           <w:i w:val="0"/>
           <w:sz w:val="22"/>
         </w:rPr>
-        <w:t xml:space="preserve"> — Slot obround dibatasi dua setengah lingkaran berjari-jari w_s/2, sehingga ujungnya berada pada x = ±(L_s + w_s)/2 — bukan pada ±L_s/2. Jarak tepi diukur dari ujung busur itu ke tepi benda terdekat, bukan dari pusat busur; kekeliruan ini membuat pelat tampak aman di gambar tetapi sobek saat dipunch. Tugas 4 membaca e_x dengan tiga desimal dan melaporkan e_y sebagai pembanding.</w:t>
+        <w:t xml:space="preserve"> — Slot obround dibatasi dua setengah lingkaran berjari-jari w</w:t>
+      </w:r>
+      <w:r>
+        <w:rPr>
+          <w:rFonts w:ascii="Arial" w:hAnsi="Arial" w:eastAsia="Arial" w:cs="Arial"/>
+          <w:b w:val="0"/>
+          <w:i w:val="0"/>
+          <w:sz w:val="22"/>
+          <w:vertAlign w:val="subscript"/>
+        </w:rPr>
+        <w:t>s</w:t>
+      </w:r>
+      <w:r>
+        <w:rPr>
+          <w:rFonts w:ascii="Arial" w:hAnsi="Arial" w:eastAsia="Arial" w:cs="Arial"/>
+          <w:b w:val="0"/>
+          <w:i w:val="0"/>
+          <w:sz w:val="22"/>
+        </w:rPr>
+        <w:t>/2, sehingga ujungnya berada pada x = ±(L</w:t>
+      </w:r>
+      <w:r>
+        <w:rPr>
+          <w:rFonts w:ascii="Arial" w:hAnsi="Arial" w:eastAsia="Arial" w:cs="Arial"/>
+          <w:b w:val="0"/>
+          <w:i w:val="0"/>
+          <w:sz w:val="22"/>
+          <w:vertAlign w:val="subscript"/>
+        </w:rPr>
+        <w:t>s</w:t>
+      </w:r>
+      <w:r>
+        <w:rPr>
+          <w:rFonts w:ascii="Arial" w:hAnsi="Arial" w:eastAsia="Arial" w:cs="Arial"/>
+          <w:b w:val="0"/>
+          <w:i w:val="0"/>
+          <w:sz w:val="22"/>
+        </w:rPr>
+        <w:t xml:space="preserve"> + w</w:t>
+      </w:r>
+      <w:r>
+        <w:rPr>
+          <w:rFonts w:ascii="Arial" w:hAnsi="Arial" w:eastAsia="Arial" w:cs="Arial"/>
+          <w:b w:val="0"/>
+          <w:i w:val="0"/>
+          <w:sz w:val="22"/>
+          <w:vertAlign w:val="subscript"/>
+        </w:rPr>
+        <w:t>s</w:t>
+      </w:r>
+      <w:r>
+        <w:rPr>
+          <w:rFonts w:ascii="Arial" w:hAnsi="Arial" w:eastAsia="Arial" w:cs="Arial"/>
+          <w:b w:val="0"/>
+          <w:i w:val="0"/>
+          <w:sz w:val="22"/>
+        </w:rPr>
+        <w:t>)/2 — bukan pada ±L</w:t>
+      </w:r>
+      <w:r>
+        <w:rPr>
+          <w:rFonts w:ascii="Arial" w:hAnsi="Arial" w:eastAsia="Arial" w:cs="Arial"/>
+          <w:b w:val="0"/>
+          <w:i w:val="0"/>
+          <w:sz w:val="22"/>
+          <w:vertAlign w:val="subscript"/>
+        </w:rPr>
+        <w:t>s</w:t>
+      </w:r>
+      <w:r>
+        <w:rPr>
+          <w:rFonts w:ascii="Arial" w:hAnsi="Arial" w:eastAsia="Arial" w:cs="Arial"/>
+          <w:b w:val="0"/>
+          <w:i w:val="0"/>
+          <w:sz w:val="22"/>
+        </w:rPr>
+        <w:t>/2. Jarak tepi diukur dari ujung busur itu ke tepi benda terdekat, bukan dari pusat busur; kekeliruan ini membuat pelat tampak aman di gambar tetapi sobek saat dipunch. Tugas 4 membaca e</w:t>
+      </w:r>
+      <w:r>
+        <w:rPr>
+          <w:rFonts w:ascii="Arial" w:hAnsi="Arial" w:eastAsia="Arial" w:cs="Arial"/>
+          <w:b w:val="0"/>
+          <w:i w:val="0"/>
+          <w:sz w:val="22"/>
+          <w:vertAlign w:val="subscript"/>
+        </w:rPr>
+        <w:t>x</w:t>
+      </w:r>
+      <w:r>
+        <w:rPr>
+          <w:rFonts w:ascii="Arial" w:hAnsi="Arial" w:eastAsia="Arial" w:cs="Arial"/>
+          <w:b w:val="0"/>
+          <w:i w:val="0"/>
+          <w:sz w:val="22"/>
+        </w:rPr>
+        <w:t xml:space="preserve"> dengan tiga desimal dan melaporkan e</w:t>
+      </w:r>
+      <w:r>
+        <w:rPr>
+          <w:rFonts w:ascii="Arial" w:hAnsi="Arial" w:eastAsia="Arial" w:cs="Arial"/>
+          <w:b w:val="0"/>
+          <w:i w:val="0"/>
+          <w:sz w:val="22"/>
+          <w:vertAlign w:val="subscript"/>
+        </w:rPr>
+        <w:t>y</w:t>
+      </w:r>
+      <w:r>
+        <w:rPr>
+          <w:rFonts w:ascii="Arial" w:hAnsi="Arial" w:eastAsia="Arial" w:cs="Arial"/>
+          <w:b w:val="0"/>
+          <w:i w:val="0"/>
+          <w:sz w:val="22"/>
+        </w:rPr>
+        <w:t xml:space="preserve"> sebagai pembanding.</w:t>
       </w:r>
     </w:p>
     <w:p>
@@ -9731,7 +10463,9 @@
           <w:color w:val="1F3864"/>
           <w:sz w:val="28"/>
         </w:rPr>
-        <w:t>PERBAIKAN TERUKUR: METRIK SEBELUM DAN SESUDAH</w:t>
+        <w:t>PERBAIKAN TERUKUR:</w:t>
+        <w:br/>
+        <w:t>METRIK SEBELUM DAN SESUDAH</w:t>
       </w:r>
     </w:p>
     <w:p>
@@ -9802,7 +10536,45 @@
           <w:i w:val="0"/>
           <w:sz w:val="20"/>
         </w:rPr>
-        <w:t>Gambar 6 — Jarak bebas lengan berputar dan tabel metrik sebelum-sesudah perbaikan. Titik terjauh lengan dari sumbu putar adalah sudut ujungnya pada jarak √(R² + (w/2)²); ketika berputar, titik itu menyapu lingkaran. Contoh R = 70, w = 24, dinding pada W = 100 memberi c_min = 28,979 mm pada θ* = 9,73°. Tabel kanan mencatat lima metrik sebelum dan sesudah perbaikan berikut batas penerimaannya.</w:t>
+        <w:t>Gambar 6 — Jarak bebas lengan berputar dan tabel metrik sebelum-sesudah perbaikan. Titik terjauh lengan dari sumbu putar adalah sudut ujungnya pada jarak √(R² + (w/2)²); ketika berputar, titik itu menyapu lingkaran. Contoh R = 70, w = 24, dinding pada W = 100 memberi c</w:t>
+      </w:r>
+      <w:r>
+        <w:rPr>
+          <w:rFonts w:ascii="Arial" w:hAnsi="Arial" w:eastAsia="Arial" w:cs="Arial"/>
+          <w:b/>
+          <w:i w:val="0"/>
+          <w:sz w:val="20"/>
+          <w:vertAlign w:val="subscript"/>
+        </w:rPr>
+        <w:t>min</w:t>
+      </w:r>
+      <w:r>
+        <w:rPr>
+          <w:rFonts w:ascii="Arial" w:hAnsi="Arial" w:eastAsia="Arial" w:cs="Arial"/>
+          <w:b/>
+          <w:i w:val="0"/>
+          <w:sz w:val="20"/>
+        </w:rPr>
+        <w:t xml:space="preserve"> = 28,979 mm pada θ</w:t>
+      </w:r>
+      <w:r>
+        <w:rPr>
+          <w:rFonts w:ascii="Arial" w:hAnsi="Arial" w:eastAsia="Arial" w:cs="Arial"/>
+          <w:b/>
+          <w:i w:val="0"/>
+          <w:sz w:val="20"/>
+          <w:vertAlign w:val="superscript"/>
+        </w:rPr>
+        <w:t>*</w:t>
+      </w:r>
+      <w:r>
+        <w:rPr>
+          <w:rFonts w:ascii="Arial" w:hAnsi="Arial" w:eastAsia="Arial" w:cs="Arial"/>
+          <w:b/>
+          <w:i w:val="0"/>
+          <w:sz w:val="20"/>
+        </w:rPr>
+        <w:t xml:space="preserve"> = 9,73°. Tabel kanan mencatat lima metrik sebelum dan sesudah perbaikan berikut batas penerimaannya.</w:t>
       </w:r>
     </w:p>
     <w:p>
@@ -10019,7 +10791,26 @@
           <w:i w:val="0"/>
           <w:sz w:val="22"/>
         </w:rPr>
-        <w:t xml:space="preserve"> — Kesalahan yang sering terjadi adalah memakai W − R, seolah ujung lengan berupa titik di sumbu tengahnya. Padahal titik terjauh adalah sudut ujung lengan, sejauh √(R² + (w/2)²) dari pusat putar, sehingga jarak bebas sebenarnya selalu lebih kecil daripada W − R. Selama satu putaran penuh, sudut itu menyapu lingkaran, dan jarak terdekat ke dinding datar terjadi tepat ketika ia menghadap dinding. Tugas 5 membaca c_min dengan tiga desimal; nilai negatif berarti lengan menabrak dinding dan model harus diperbaiki.</w:t>
+        <w:t xml:space="preserve"> — Kesalahan yang sering terjadi adalah memakai W − R, seolah ujung lengan berupa titik di sumbu tengahnya. Padahal titik terjauh adalah sudut ujung lengan, sejauh √(R² + (w/2)²) dari pusat putar, sehingga jarak bebas sebenarnya selalu lebih kecil daripada W − R. Selama satu putaran penuh, sudut itu menyapu lingkaran, dan jarak terdekat ke dinding datar terjadi tepat ketika ia menghadap dinding. Tugas 5 membaca c</w:t>
+      </w:r>
+      <w:r>
+        <w:rPr>
+          <w:rFonts w:ascii="Arial" w:hAnsi="Arial" w:eastAsia="Arial" w:cs="Arial"/>
+          <w:b w:val="0"/>
+          <w:i w:val="0"/>
+          <w:sz w:val="22"/>
+          <w:vertAlign w:val="subscript"/>
+        </w:rPr>
+        <w:t>min</w:t>
+      </w:r>
+      <w:r>
+        <w:rPr>
+          <w:rFonts w:ascii="Arial" w:hAnsi="Arial" w:eastAsia="Arial" w:cs="Arial"/>
+          <w:b w:val="0"/>
+          <w:i w:val="0"/>
+          <w:sz w:val="22"/>
+        </w:rPr>
+        <w:t xml:space="preserve"> dengan tiga desimal; nilai negatif berarti lengan menabrak dinding dan model harus diperbaiki.</w:t>
       </w:r>
     </w:p>
     <w:p>
@@ -10355,7 +11146,26 @@
                 <w:i w:val="0"/>
                 <w:sz w:val="18"/>
               </w:rPr>
-              <w:t>Volume interferensi V_int (mm³)</w:t>
+              <w:t>Volume interferensi V</w:t>
+            </w:r>
+            <w:r>
+              <w:rPr>
+                <w:rFonts w:ascii="Arial" w:hAnsi="Arial" w:eastAsia="Arial" w:cs="Arial"/>
+                <w:b w:val="0"/>
+                <w:i w:val="0"/>
+                <w:sz w:val="18"/>
+                <w:vertAlign w:val="subscript"/>
+              </w:rPr>
+              <w:t>int</w:t>
+            </w:r>
+            <w:r>
+              <w:rPr>
+                <w:rFonts w:ascii="Arial" w:hAnsi="Arial" w:eastAsia="Arial" w:cs="Arial"/>
+                <w:b w:val="0"/>
+                <w:i w:val="0"/>
+                <w:sz w:val="18"/>
+              </w:rPr>
+              <w:t xml:space="preserve"> (mm³)</w:t>
             </w:r>
           </w:p>
         </w:tc>
@@ -10452,7 +11262,26 @@
                 <w:i w:val="0"/>
                 <w:sz w:val="18"/>
               </w:rPr>
-              <w:t>Jarak bebas lengan c_min (mm)</w:t>
+              <w:t>Jarak bebas lengan c</w:t>
+            </w:r>
+            <w:r>
+              <w:rPr>
+                <w:rFonts w:ascii="Arial" w:hAnsi="Arial" w:eastAsia="Arial" w:cs="Arial"/>
+                <w:b w:val="0"/>
+                <w:i w:val="0"/>
+                <w:sz w:val="18"/>
+                <w:vertAlign w:val="subscript"/>
+              </w:rPr>
+              <w:t>min</w:t>
+            </w:r>
+            <w:r>
+              <w:rPr>
+                <w:rFonts w:ascii="Arial" w:hAnsi="Arial" w:eastAsia="Arial" w:cs="Arial"/>
+                <w:b w:val="0"/>
+                <w:i w:val="0"/>
+                <w:sz w:val="18"/>
+              </w:rPr>
+              <w:t xml:space="preserve"> (mm)</w:t>
             </w:r>
           </w:p>
         </w:tc>
@@ -10743,7 +11572,17 @@
                 <w:i w:val="0"/>
                 <w:sz w:val="18"/>
               </w:rPr>
-              <w:t>Faktor konsentrasi K_t</w:t>
+              <w:t>Faktor konsentrasi K</w:t>
+            </w:r>
+            <w:r>
+              <w:rPr>
+                <w:rFonts w:ascii="Arial" w:hAnsi="Arial" w:eastAsia="Arial" w:cs="Arial"/>
+                <w:b w:val="0"/>
+                <w:i w:val="0"/>
+                <w:sz w:val="18"/>
+                <w:vertAlign w:val="subscript"/>
+              </w:rPr>
+              <w:t>t</w:t>
             </w:r>
           </w:p>
         </w:tc>
@@ -10840,7 +11679,26 @@
                 <w:i w:val="0"/>
                 <w:sz w:val="18"/>
               </w:rPr>
-              <w:t>Tegangan puncak σ_maks (MPa)</w:t>
+              <w:t>Tegangan puncak σ</w:t>
+            </w:r>
+            <w:r>
+              <w:rPr>
+                <w:rFonts w:ascii="Arial" w:hAnsi="Arial" w:eastAsia="Arial" w:cs="Arial"/>
+                <w:b w:val="0"/>
+                <w:i w:val="0"/>
+                <w:sz w:val="18"/>
+                <w:vertAlign w:val="subscript"/>
+              </w:rPr>
+              <w:t>maks</w:t>
+            </w:r>
+            <w:r>
+              <w:rPr>
+                <w:rFonts w:ascii="Arial" w:hAnsi="Arial" w:eastAsia="Arial" w:cs="Arial"/>
+                <w:b w:val="0"/>
+                <w:i w:val="0"/>
+                <w:sz w:val="18"/>
+              </w:rPr>
+              <w:t xml:space="preserve"> (MPa)</w:t>
             </w:r>
           </w:p>
         </w:tc>
@@ -10916,7 +11774,26 @@
                 <w:i w:val="0"/>
                 <w:sz w:val="18"/>
               </w:rPr>
-              <w:t>Akibat langsung penurunan K_t (39,6%)</w:t>
+              <w:t>Akibat langsung penurunan K</w:t>
+            </w:r>
+            <w:r>
+              <w:rPr>
+                <w:rFonts w:ascii="Arial" w:hAnsi="Arial" w:eastAsia="Arial" w:cs="Arial"/>
+                <w:b w:val="0"/>
+                <w:i w:val="0"/>
+                <w:sz w:val="18"/>
+                <w:vertAlign w:val="subscript"/>
+              </w:rPr>
+              <w:t>t</w:t>
+            </w:r>
+            <w:r>
+              <w:rPr>
+                <w:rFonts w:ascii="Arial" w:hAnsi="Arial" w:eastAsia="Arial" w:cs="Arial"/>
+                <w:b w:val="0"/>
+                <w:i w:val="0"/>
+                <w:sz w:val="18"/>
+              </w:rPr>
+              <w:t xml:space="preserve"> (39,6%)</w:t>
             </w:r>
           </w:p>
         </w:tc>
@@ -10984,7 +11861,45 @@
           <w:i w:val="0"/>
           <w:sz w:val="21"/>
         </w:rPr>
-        <w:t xml:space="preserve"> lengan berputar terhadap sumbu di ujung kirinya; lingkaran putus-putus adalah lintasan sudut terjauhnya. Angka hijau adalah jarak sesaat ke dinding, angka di bawahnya adalah c_min menurut Persamaan (6). Perhatikan c_min selalu lebih kecil daripada W − R; bila lengan menembus dinding, angkanya menjadi negatif dan tulisannya merah.</w:t>
+        <w:t xml:space="preserve"> lengan berputar terhadap sumbu di ujung kirinya; lingkaran putus-putus adalah lintasan sudut terjauhnya. Angka hijau adalah jarak sesaat ke dinding, angka di bawahnya adalah c</w:t>
+      </w:r>
+      <w:r>
+        <w:rPr>
+          <w:rFonts w:ascii="Arial" w:hAnsi="Arial" w:eastAsia="Arial" w:cs="Arial"/>
+          <w:b w:val="0"/>
+          <w:i w:val="0"/>
+          <w:sz w:val="21"/>
+          <w:vertAlign w:val="subscript"/>
+        </w:rPr>
+        <w:t>min</w:t>
+      </w:r>
+      <w:r>
+        <w:rPr>
+          <w:rFonts w:ascii="Arial" w:hAnsi="Arial" w:eastAsia="Arial" w:cs="Arial"/>
+          <w:b w:val="0"/>
+          <w:i w:val="0"/>
+          <w:sz w:val="21"/>
+        </w:rPr>
+        <w:t xml:space="preserve"> menurut Persamaan (6). Perhatikan c</w:t>
+      </w:r>
+      <w:r>
+        <w:rPr>
+          <w:rFonts w:ascii="Arial" w:hAnsi="Arial" w:eastAsia="Arial" w:cs="Arial"/>
+          <w:b w:val="0"/>
+          <w:i w:val="0"/>
+          <w:sz w:val="21"/>
+          <w:vertAlign w:val="subscript"/>
+        </w:rPr>
+        <w:t>min</w:t>
+      </w:r>
+      <w:r>
+        <w:rPr>
+          <w:rFonts w:ascii="Arial" w:hAnsi="Arial" w:eastAsia="Arial" w:cs="Arial"/>
+          <w:b w:val="0"/>
+          <w:i w:val="0"/>
+          <w:sz w:val="21"/>
+        </w:rPr>
+        <w:t xml:space="preserve"> selalu lebih kecil daripada W − R; bila lengan menembus dinding, angkanya menjadi negatif dan tulisannya merah.</w:t>
       </w:r>
     </w:p>
     <w:p>
@@ -11206,7 +12121,9 @@
           <w:color w:val="1F3864"/>
           <w:sz w:val="28"/>
         </w:rPr>
-        <w:t>PART CHECK GEOMETRY: MEMASTIKAN MODEL LAYAK DIPAKAI</w:t>
+        <w:t>PART CHECK GEOMETRY:</w:t>
+        <w:br/>
+        <w:t>MEMASTIKAN MODEL LAYAK DIPAKAI</w:t>
       </w:r>
     </w:p>
     <w:p>
@@ -12019,7 +12936,9 @@
           <w:color w:val="1F3864"/>
           <w:sz w:val="28"/>
         </w:rPr>
-        <w:t>PYTHON CONSOLE: PEMERIKSAAN YANG BERJALAN SENDIRI</w:t>
+        <w:t>PYTHON CONSOLE:</w:t>
+        <w:br/>
+        <w:t>PEMERIKSAAN YANG BERJALAN SENDIRI</w:t>
       </w:r>
     </w:p>
     <w:p>
@@ -12747,7 +13666,26 @@
           <w:i w:val="0"/>
           <w:sz w:val="21"/>
         </w:rPr>
-        <w:t xml:space="preserve"> jalankan ketiga cell dan cocokkan angkanya dengan komentar (volume interferensi 3.150,00 mm³, c_maks 0,0350 mm dengan celah radial 0,0175 mm, jarak bebas lengan 28,979 mm, volume rumah 79.680,00 mm³). Tugas tetap meminta model dibangun di GUI — Sketch, Pad, Pocket, Placement, Boolean — agar pohon dokumen terlihat di berkas .FCStd; Python di sini dipakai untuk memeriksa angka bacaan dan memindai posisi gerak yang jumlahnya terlalu banyak bila dilakukan satu per satu.</w:t>
+        <w:t xml:space="preserve"> jalankan ketiga cell dan cocokkan angkanya dengan komentar (volume interferensi 3.150,00 mm³, c</w:t>
+      </w:r>
+      <w:r>
+        <w:rPr>
+          <w:rFonts w:ascii="Arial" w:hAnsi="Arial" w:eastAsia="Arial" w:cs="Arial"/>
+          <w:b w:val="0"/>
+          <w:i w:val="0"/>
+          <w:sz w:val="21"/>
+          <w:vertAlign w:val="subscript"/>
+        </w:rPr>
+        <w:t>maks</w:t>
+      </w:r>
+      <w:r>
+        <w:rPr>
+          <w:rFonts w:ascii="Arial" w:hAnsi="Arial" w:eastAsia="Arial" w:cs="Arial"/>
+          <w:b w:val="0"/>
+          <w:i w:val="0"/>
+          <w:sz w:val="21"/>
+        </w:rPr>
+        <w:t xml:space="preserve"> 0,0350 mm dengan celah radial 0,0175 mm, jarak bebas lengan 28,979 mm, volume rumah 79.680,00 mm³). Tugas tetap meminta model dibangun di GUI — Sketch, Pad, Pocket, Placement, Boolean — agar pohon dokumen terlihat di berkas .FCStd; Python di sini dipakai untuk memeriksa angka bacaan dan memindai posisi gerak yang jumlahnya terlalu banyak bila dilakukan satu per satu.</w:t>
       </w:r>
     </w:p>
     <w:p>
@@ -12763,7 +13701,9 @@
           <w:color w:val="1F3864"/>
           <w:sz w:val="28"/>
         </w:rPr>
-        <w:t>PRAKTIK TERBIMBING: AUDIT SATU DOKUMEN DARI FIT SAMPAI GERAK</w:t>
+        <w:t>PRAKTIK TERBIMBING:</w:t>
+        <w:br/>
+        <w:t>AUDIT SATU DOKUMEN DARI FIT SAMPAI GERAK</w:t>
       </w:r>
     </w:p>
     <w:p>
@@ -12834,7 +13774,26 @@
           <w:i w:val="0"/>
           <w:sz w:val="20"/>
         </w:rPr>
-        <w:t>Gambar 7 — Gambar kerja audit satu dokumen: tabrakan, fit, dinding tipis, jarak tepi, dan jarak bebas gerak. Satuan mm; volume dalam mm³. Nomor 1–5 mengikuti langkah: (1) Box A 60 × 45 × 28 dan Box B 50 × 45 × 28 menumpang δ = 2,5 sehingga Common = 3.150,00 mm³, lalu nol setelah B digeser ke ujung A; (2) cincin berlubang ⌀12,0180 (batas maksimum ⌀12 H7) dan poros ⌀11,9830 (batas minimum g6) sesumbu, celahnya digambar diperbesar; (3) rumah 80 × 60 × 40 dengan Pocket 72 × 52 sedalam 30; (4) pelat 120 × 50 × 6 dengan slot berjarak pusat 64 dan lebar 18, serta jarak tepi e; (5) lengan 70 × 24 × 8 diputar θ* = 9,73° di depan dinding pada x = 100. Diameter luar dan letak aksial cincin, serta ukuran Part Box dinding, tidak ditetapkan langkah, jadi digambar tanpa ukuran.</w:t>
+        <w:t>Gambar 7 — Gambar kerja audit satu dokumen: tabrakan, fit, dinding tipis, jarak tepi, dan jarak bebas gerak. Satuan mm; volume dalam mm³. Nomor 1–5 mengikuti langkah: (1) Box A 60 × 45 × 28 dan Box B 50 × 45 × 28 menumpang δ = 2,5 sehingga Common = 3.150,00 mm³, lalu nol setelah B digeser ke ujung A; (2) cincin berlubang ⌀12,0180 (batas maksimum ⌀12 H7) dan poros ⌀11,9830 (batas minimum g6) sesumbu, celahnya digambar diperbesar; (3) rumah 80 × 60 × 40 dengan Pocket 72 × 52 sedalam 30; (4) pelat 120 × 50 × 6 dengan slot berjarak pusat 64 dan lebar 18, serta jarak tepi e; (5) lengan 70 × 24 × 8 diputar θ</w:t>
+      </w:r>
+      <w:r>
+        <w:rPr>
+          <w:rFonts w:ascii="Arial" w:hAnsi="Arial" w:eastAsia="Arial" w:cs="Arial"/>
+          <w:b/>
+          <w:i w:val="0"/>
+          <w:sz w:val="20"/>
+          <w:vertAlign w:val="superscript"/>
+        </w:rPr>
+        <w:t>*</w:t>
+      </w:r>
+      <w:r>
+        <w:rPr>
+          <w:rFonts w:ascii="Arial" w:hAnsi="Arial" w:eastAsia="Arial" w:cs="Arial"/>
+          <w:b/>
+          <w:i w:val="0"/>
+          <w:sz w:val="20"/>
+        </w:rPr>
+        <w:t xml:space="preserve"> = 9,73° di depan dinding pada x = 100. Diameter luar dan letak aksial cincin, serta ukuran Part Box dinding, tidak ditetapkan langkah, jadi digambar tanpa ukuran.</w:t>
       </w:r>
     </w:p>
     <w:p>
@@ -12966,7 +13925,26 @@
           <w:i w:val="0"/>
           <w:sz w:val="22"/>
         </w:rPr>
-        <w:t>Body baru: cincin (Sketch dua lingkaran sepusat, lubang pada ukuran maksimum ⌀12,0180) di-Pad 10 mm, dan poros pada ukuran minimum ⌀11,9830 di-Pad 30 mm, sesumbu. Std Measure Distance antara dua muka silinder memberi celah radial 0,0175 mm; kalikan dua menjadi c_maks = 0,0350 mm.</w:t>
+        <w:t>Body baru: cincin (Sketch dua lingkaran sepusat, lubang pada ukuran maksimum ⌀12,0180) di-Pad 10 mm, dan poros pada ukuran minimum ⌀11,9830 di-Pad 30 mm, sesumbu. Std Measure Distance antara dua muka silinder memberi celah radial 0,0175 mm; kalikan dua menjadi c</w:t>
+      </w:r>
+      <w:r>
+        <w:rPr>
+          <w:rFonts w:ascii="Arial" w:hAnsi="Arial" w:eastAsia="Arial" w:cs="Arial"/>
+          <w:b w:val="0"/>
+          <w:i w:val="0"/>
+          <w:sz w:val="22"/>
+          <w:vertAlign w:val="subscript"/>
+        </w:rPr>
+        <w:t>maks</w:t>
+      </w:r>
+      <w:r>
+        <w:rPr>
+          <w:rFonts w:ascii="Arial" w:hAnsi="Arial" w:eastAsia="Arial" w:cs="Arial"/>
+          <w:b w:val="0"/>
+          <w:i w:val="0"/>
+          <w:sz w:val="22"/>
+        </w:rPr>
+        <w:t xml:space="preserve"> = 0,0350 mm.</w:t>
       </w:r>
     </w:p>
     <w:p>
@@ -13065,7 +14043,26 @@
           <w:i w:val="0"/>
           <w:sz w:val="22"/>
         </w:rPr>
-        <w:t>Body lengan 70 × 24 × 8 mm dengan sumbu putar Z di titik asal, dan dinding Part Box yang muka dalamnya di x = 100 mm. Putar Placement Angle ke θ* = 9,73° lalu Std Measure Distance sudut lengan → muka dinding: 28,979 mm. Jalankan Part → Check Geometry pada semua Body (harus bersih), lalu Ctrl+S ke Latihan12_NIM.FCStd.</w:t>
+        <w:t>Body lengan 70 × 24 × 8 mm dengan sumbu putar Z di titik asal, dan dinding Part Box yang muka dalamnya di x = 100 mm. Putar Placement Angle ke θ</w:t>
+      </w:r>
+      <w:r>
+        <w:rPr>
+          <w:rFonts w:ascii="Arial" w:hAnsi="Arial" w:eastAsia="Arial" w:cs="Arial"/>
+          <w:b w:val="0"/>
+          <w:i w:val="0"/>
+          <w:sz w:val="22"/>
+          <w:vertAlign w:val="superscript"/>
+        </w:rPr>
+        <w:t>*</w:t>
+      </w:r>
+      <w:r>
+        <w:rPr>
+          <w:rFonts w:ascii="Arial" w:hAnsi="Arial" w:eastAsia="Arial" w:cs="Arial"/>
+          <w:b w:val="0"/>
+          <w:i w:val="0"/>
+          <w:sz w:val="22"/>
+        </w:rPr>
+        <w:t xml:space="preserve"> = 9,73° lalu Std Measure Distance sudut lengan → muka dinding: 28,979 mm. Jalankan Part → Check Geometry pada semua Body (harus bersih), lalu Ctrl+S ke Latihan12_NIM.FCStd.</w:t>
       </w:r>
     </w:p>
     <w:p>
@@ -13389,7 +14386,26 @@
                 <w:i w:val="0"/>
                 <w:sz w:val="18"/>
               </w:rPr>
-              <w:t>Kalikan dua: c_diametral = 2 × celah radial</w:t>
+              <w:t>Kalikan dua: c</w:t>
+            </w:r>
+            <w:r>
+              <w:rPr>
+                <w:rFonts w:ascii="Arial" w:hAnsi="Arial" w:eastAsia="Arial" w:cs="Arial"/>
+                <w:b w:val="0"/>
+                <w:i w:val="0"/>
+                <w:sz w:val="18"/>
+                <w:vertAlign w:val="subscript"/>
+              </w:rPr>
+              <w:t>diametral</w:t>
+            </w:r>
+            <w:r>
+              <w:rPr>
+                <w:rFonts w:ascii="Arial" w:hAnsi="Arial" w:eastAsia="Arial" w:cs="Arial"/>
+                <w:b w:val="0"/>
+                <w:i w:val="0"/>
+                <w:sz w:val="18"/>
+              </w:rPr>
+              <w:t xml:space="preserve"> = 2 × celah radial</w:t>
             </w:r>
           </w:p>
         </w:tc>
@@ -13507,7 +14523,45 @@
                 <w:i w:val="0"/>
                 <w:sz w:val="18"/>
               </w:rPr>
-              <w:t>Ukur dari titik ujung slot; ujungnya di ±(L_s + w_s)/2</w:t>
+              <w:t>Ukur dari titik ujung slot; ujungnya di ±(L</w:t>
+            </w:r>
+            <w:r>
+              <w:rPr>
+                <w:rFonts w:ascii="Arial" w:hAnsi="Arial" w:eastAsia="Arial" w:cs="Arial"/>
+                <w:b w:val="0"/>
+                <w:i w:val="0"/>
+                <w:sz w:val="18"/>
+                <w:vertAlign w:val="subscript"/>
+              </w:rPr>
+              <w:t>s</w:t>
+            </w:r>
+            <w:r>
+              <w:rPr>
+                <w:rFonts w:ascii="Arial" w:hAnsi="Arial" w:eastAsia="Arial" w:cs="Arial"/>
+                <w:b w:val="0"/>
+                <w:i w:val="0"/>
+                <w:sz w:val="18"/>
+              </w:rPr>
+              <w:t xml:space="preserve"> + w</w:t>
+            </w:r>
+            <w:r>
+              <w:rPr>
+                <w:rFonts w:ascii="Arial" w:hAnsi="Arial" w:eastAsia="Arial" w:cs="Arial"/>
+                <w:b w:val="0"/>
+                <w:i w:val="0"/>
+                <w:sz w:val="18"/>
+                <w:vertAlign w:val="subscript"/>
+              </w:rPr>
+              <w:t>s</w:t>
+            </w:r>
+            <w:r>
+              <w:rPr>
+                <w:rFonts w:ascii="Arial" w:hAnsi="Arial" w:eastAsia="Arial" w:cs="Arial"/>
+                <w:b w:val="0"/>
+                <w:i w:val="0"/>
+                <w:sz w:val="18"/>
+              </w:rPr>
+              <w:t>)/2</w:t>
             </w:r>
           </w:p>
         </w:tc>
@@ -14084,7 +15138,26 @@
           <w:i w:val="0"/>
           <w:sz w:val="21"/>
         </w:rPr>
-        <w:t>(A) Deviasi atas lubang dikurangi deviasi bawah poros: c_maks = ES − ei</w:t>
+        <w:t>(A) Deviasi atas lubang dikurangi deviasi bawah poros: c</w:t>
+      </w:r>
+      <w:r>
+        <w:rPr>
+          <w:rFonts w:ascii="Arial" w:hAnsi="Arial" w:eastAsia="Arial" w:cs="Arial"/>
+          <w:b w:val="0"/>
+          <w:i w:val="0"/>
+          <w:sz w:val="21"/>
+          <w:vertAlign w:val="subscript"/>
+        </w:rPr>
+        <w:t>maks</w:t>
+      </w:r>
+      <w:r>
+        <w:rPr>
+          <w:rFonts w:ascii="Arial" w:hAnsi="Arial" w:eastAsia="Arial" w:cs="Arial"/>
+          <w:b w:val="0"/>
+          <w:i w:val="0"/>
+          <w:sz w:val="21"/>
+        </w:rPr>
+        <w:t xml:space="preserve"> = ES − ei</w:t>
       </w:r>
     </w:p>
     <w:p>
@@ -14108,7 +15181,26 @@
           <w:i w:val="0"/>
           <w:sz w:val="21"/>
         </w:rPr>
-        <w:t>(B) Deviasi bawah lubang dikurangi deviasi atas poros: c_maks = EI − es</w:t>
+        <w:t>(B) Deviasi bawah lubang dikurangi deviasi atas poros: c</w:t>
+      </w:r>
+      <w:r>
+        <w:rPr>
+          <w:rFonts w:ascii="Arial" w:hAnsi="Arial" w:eastAsia="Arial" w:cs="Arial"/>
+          <w:b w:val="0"/>
+          <w:i w:val="0"/>
+          <w:sz w:val="21"/>
+          <w:vertAlign w:val="subscript"/>
+        </w:rPr>
+        <w:t>maks</w:t>
+      </w:r>
+      <w:r>
+        <w:rPr>
+          <w:rFonts w:ascii="Arial" w:hAnsi="Arial" w:eastAsia="Arial" w:cs="Arial"/>
+          <w:b w:val="0"/>
+          <w:i w:val="0"/>
+          <w:sz w:val="21"/>
+        </w:rPr>
+        <w:t xml:space="preserve"> = EI − es</w:t>
       </w:r>
     </w:p>
     <w:p>
@@ -14156,7 +15248,26 @@
           <w:i w:val="0"/>
           <w:sz w:val="21"/>
         </w:rPr>
-        <w:t>(D) Rata-rata kedua deviasi poros: c_maks = (es + ei)/2</w:t>
+        <w:t>(D) Rata-rata kedua deviasi poros: c</w:t>
+      </w:r>
+      <w:r>
+        <w:rPr>
+          <w:rFonts w:ascii="Arial" w:hAnsi="Arial" w:eastAsia="Arial" w:cs="Arial"/>
+          <w:b w:val="0"/>
+          <w:i w:val="0"/>
+          <w:sz w:val="21"/>
+          <w:vertAlign w:val="subscript"/>
+        </w:rPr>
+        <w:t>maks</w:t>
+      </w:r>
+      <w:r>
+        <w:rPr>
+          <w:rFonts w:ascii="Arial" w:hAnsi="Arial" w:eastAsia="Arial" w:cs="Arial"/>
+          <w:b w:val="0"/>
+          <w:i w:val="0"/>
+          <w:sz w:val="21"/>
+        </w:rPr>
+        <w:t xml:space="preserve"> = (es + ei)/2</w:t>
       </w:r>
     </w:p>
     <w:p>
@@ -15755,7 +16866,45 @@
           <w:i w:val="0"/>
           <w:sz w:val="22"/>
         </w:rPr>
-        <w:t>: kelas suaian yang tepat beserta c_maks dan c_min-nya, bukti tabrakan dan jarak bebas gerak dari model, pemeriksaan DFM terhadap batas proses, dan satu tabel metrik sebelum–sesudah lengkap dengan batas penerimaan.</w:t>
+        <w:t>: kelas suaian yang tepat beserta c</w:t>
+      </w:r>
+      <w:r>
+        <w:rPr>
+          <w:rFonts w:ascii="Arial" w:hAnsi="Arial" w:eastAsia="Arial" w:cs="Arial"/>
+          <w:b w:val="0"/>
+          <w:i w:val="0"/>
+          <w:sz w:val="22"/>
+          <w:vertAlign w:val="subscript"/>
+        </w:rPr>
+        <w:t>maks</w:t>
+      </w:r>
+      <w:r>
+        <w:rPr>
+          <w:rFonts w:ascii="Arial" w:hAnsi="Arial" w:eastAsia="Arial" w:cs="Arial"/>
+          <w:b w:val="0"/>
+          <w:i w:val="0"/>
+          <w:sz w:val="22"/>
+        </w:rPr>
+        <w:t xml:space="preserve"> dan c</w:t>
+      </w:r>
+      <w:r>
+        <w:rPr>
+          <w:rFonts w:ascii="Arial" w:hAnsi="Arial" w:eastAsia="Arial" w:cs="Arial"/>
+          <w:b w:val="0"/>
+          <w:i w:val="0"/>
+          <w:sz w:val="22"/>
+          <w:vertAlign w:val="subscript"/>
+        </w:rPr>
+        <w:t>min</w:t>
+      </w:r>
+      <w:r>
+        <w:rPr>
+          <w:rFonts w:ascii="Arial" w:hAnsi="Arial" w:eastAsia="Arial" w:cs="Arial"/>
+          <w:b w:val="0"/>
+          <w:i w:val="0"/>
+          <w:sz w:val="22"/>
+        </w:rPr>
+        <w:t>-nya, bukti tabrakan dan jarak bebas gerak dari model, pemeriksaan DFM terhadap batas proses, dan satu tabel metrik sebelum–sesudah lengkap dengan batas penerimaan.</w:t>
       </w:r>
     </w:p>
     <w:p>

--- a/Pemodelan-Computer-Aided-Design/Modul-Word/Modul-12-Identifikasi-Masalah-Desain-dan-Solusi-Optimasi.docx
+++ b/Pemodelan-Computer-Aided-Design/Modul-Word/Modul-12-Identifikasi-Masalah-Desain-dan-Solusi-Optimasi.docx
@@ -13774,7 +13774,7 @@
           <w:i w:val="0"/>
           <w:sz w:val="20"/>
         </w:rPr>
-        <w:t>Gambar 7 — Gambar kerja audit satu dokumen: tabrakan, fit, dinding tipis, jarak tepi, dan jarak bebas gerak. Satuan mm; volume dalam mm³. Nomor 1–5 mengikuti langkah: (1) Box A 60 × 45 × 28 dan Box B 50 × 45 × 28 menumpang δ = 2,5 sehingga Common = 3.150,00 mm³, lalu nol setelah B digeser ke ujung A; (2) cincin berlubang ⌀12,0180 (batas maksimum ⌀12 H7) dan poros ⌀11,9830 (batas minimum g6) sesumbu, celahnya digambar diperbesar; (3) rumah 80 × 60 × 40 dengan Pocket 72 × 52 sedalam 30; (4) pelat 120 × 50 × 6 dengan slot berjarak pusat 64 dan lebar 18, serta jarak tepi e; (5) lengan 70 × 24 × 8 diputar θ</w:t>
+        <w:t>Gambar 7 — Gambar kerja audit satu dokumen: tabrakan, fit, dinding tipis, jarak tepi, dan jarak bebas gerak. Satuan mm; volume dalam mm³. Nomor 1–5 mengikuti langkah: (1) Box A 60 × 45 × 28 dan Box B 50 × 45 × 28 menumpang δ = 2,5 sehingga Common = 3.150,00 mm³, lalu nol setelah B digeser ke ujung A; (2) cincin berlubang ⌀12,0180 (batas maksimum ⌀12 H7) dan poros ⌀11,9830 (batas minimum g6) sesumbu dari bidang XY, celahnya digambar diperbesar (diameter luar cincin 24 tidak memengaruhi fit); (3) rumah 80 × 60 × 40 dengan Pocket 72 × 52 sedalam 30; (4) pelat 120 × 50 × 6 dengan slot berjarak pusat 64 dan lebar 18, serta jarak tepi e; (5) lengan 70 × 24 × 8 diputar θ</w:t>
       </w:r>
       <w:r>
         <w:rPr>
@@ -13793,7 +13793,7 @@
           <w:i w:val="0"/>
           <w:sz w:val="20"/>
         </w:rPr>
-        <w:t xml:space="preserve"> = 9,73° di depan dinding pada x = 100. Diameter luar dan letak aksial cincin, serta ukuran Part Box dinding, tidak ditetapkan langkah, jadi digambar tanpa ukuran.</w:t>
+        <w:t xml:space="preserve"> = 9,73° di depan dinding (Cube 10 × 100 × 20) yang muka dalamnya pada x = 100. Setiap jarak diukur dengan Tools → Measure pada 3 desimal dan tersimpan sebagai objek Distance di grup Measurements.</w:t>
       </w:r>
     </w:p>
     <w:p>
@@ -13826,7 +13826,25 @@
           <w:i w:val="0"/>
           <w:sz w:val="22"/>
         </w:rPr>
-        <w:t>Buat dokumen baru. Part → Primitives → Box A berukuran 60 × 45 × 28 mm di titik asal, lalu Box B berukuran 50 × 45 × 28 mm dengan Placement Position x = 57,5 mm sehingga B menumpang A sejauh δ = 2,5 mm.</w:t>
+        <w:t xml:space="preserve">Buat dokumen baru. Edit → Preferences → General: </w:t>
+      </w:r>
+      <w:r>
+        <w:rPr>
+          <w:rFonts w:ascii="Arial" w:hAnsi="Arial" w:eastAsia="Arial" w:cs="Arial"/>
+          <w:b w:val="0"/>
+          <w:i/>
+          <w:sz w:val="22"/>
+        </w:rPr>
+        <w:t>Number of decimals</w:t>
+      </w:r>
+      <w:r>
+        <w:rPr>
+          <w:rFonts w:ascii="Arial" w:hAnsi="Arial" w:eastAsia="Arial" w:cs="Arial"/>
+          <w:b w:val="0"/>
+          <w:i w:val="0"/>
+          <w:sz w:val="22"/>
+        </w:rPr>
+        <w:t xml:space="preserve"> = 3 → OK, agar ukuran batas dan celah terbaca utuh. Workbench Part: Part → Primitives → Cube, F2 ganti nama “A”, tab Data: Length 60, Width 45, Height 28. Cube kedua “B”: 50 × 45 × 28, Placement → Position → x = 57,5 (ketik koma), sehingga B menumpang A sejauh δ = 2,5 mm.</w:t>
       </w:r>
     </w:p>
     <w:p>
@@ -13859,7 +13877,7 @@
           <w:i w:val="0"/>
           <w:sz w:val="22"/>
         </w:rPr>
-        <w:t>Pilih A dan B → Part → Boolean → Common. Baca Common.Shape.Volume (atau Std Measure Volume): 3.150,00 mm³, sama dengan δ·b·h. Catat sebagai nilai “sebelum”, lalu batalkan Boolean dengan Ctrl+Z.</w:t>
+        <w:t>Pilih A lalu Ctrl+klik B → Part → Boolean → Intersection. Konsol: round(App.ActiveDocument.Common.Shape.Volume, 2) = 3.150,00 mm³, sama dengan δ·b·h. Catat sebagai nilai “sebelum”, lalu klik ruang kosong dan Ctrl+Z untuk membatalkan Common.</w:t>
       </w:r>
     </w:p>
     <w:p>
@@ -13892,7 +13910,7 @@
           <w:i w:val="0"/>
           <w:sz w:val="22"/>
         </w:rPr>
-        <w:t>Ubah Placement Position x milik B menjadi tepat di ujung A sehingga keduanya hanya bersinggungan. Ulangi Common: volumenya harus 0 mm³, dan A.distToShape(B)[0] bernilai 0 karena bersentuhan. Beri jarak rakit kecil bila memang diinginkan celah.</w:t>
+        <w:t>Pilih B, Position x = 60 (tepat di ujung A). Ulangi Intersection: volume Common 0 mm³; konsol A, B = [App.ActiveDocument.getObjectsByLabel(n)[0].Shape for n in ('A', 'B')] lalu A.distToShape(B)[0] = 0 karena bersentuhan. Ctrl+Z, sembunyikan A dan B (Space), lalu klik ruang kosong: New Body yang dijalankan saat objek masih terpilih ditolak (“Bad base feature”).</w:t>
       </w:r>
     </w:p>
     <w:p>
@@ -13925,7 +13943,25 @@
           <w:i w:val="0"/>
           <w:sz w:val="22"/>
         </w:rPr>
-        <w:t>Body baru: cincin (Sketch dua lingkaran sepusat, lubang pada ukuran maksimum ⌀12,0180) di-Pad 10 mm, dan poros pada ukuran minimum ⌀11,9830 di-Pad 30 mm, sesumbu. Std Measure Distance antara dua muka silinder memberi celah radial 0,0175 mm; kalikan dua menjadi c</w:t>
+        <w:t xml:space="preserve">Part Design → New Body “Cincin”: Sketch XY-plane, Circle From Center pusat 0, 0 diameter 24, lalu lingkaran kedua diameter 12,018 (ukuran maksimum lubang) → Pad 10. New Body “Poros”: lingkaran 0, 0 diameter 11,983 (ukuran minimum poros) → Pad 30. Muka lubang cincin tertutup poros: klik kanan di atasnya → Clarify Selection → Face → Pad (Face…), lalu Ctrl+klik muka poros di atas cincin → Tools → </w:t>
+      </w:r>
+      <w:r>
+        <w:rPr>
+          <w:rFonts w:ascii="Arial" w:hAnsi="Arial" w:eastAsia="Arial" w:cs="Arial"/>
+          <w:b/>
+          <w:i w:val="0"/>
+          <w:sz w:val="22"/>
+        </w:rPr>
+        <w:t>Measure</w:t>
+      </w:r>
+      <w:r>
+        <w:rPr>
+          <w:rFonts w:ascii="Arial" w:hAnsi="Arial" w:eastAsia="Arial" w:cs="Arial"/>
+          <w:b w:val="0"/>
+          <w:i w:val="0"/>
+          <w:sz w:val="22"/>
+        </w:rPr>
+        <w:t>: 17,500 µm = 0,0175 mm (celah radial) → Save → Close. c</w:t>
       </w:r>
       <w:r>
         <w:rPr>
@@ -13944,7 +13980,7 @@
           <w:i w:val="0"/>
           <w:sz w:val="22"/>
         </w:rPr>
-        <w:t xml:space="preserve"> = 0,0350 mm.</w:t>
+        <w:t xml:space="preserve"> = 2 × 0,0175 = 0,035 mm.</w:t>
       </w:r>
     </w:p>
     <w:p>
@@ -13977,7 +14013,25 @@
           <w:i w:val="0"/>
           <w:sz w:val="22"/>
         </w:rPr>
-        <w:t>Body baru: Sketch 80 × 60 mm → Pad 40 mm. Pada muka atas, Sketch 72 × 52 mm yang dipusatkan dengan konstrain Symmetric → Pocket Dimension 30 mm. Periksa tebal dinding 4,0 mm dan dasar 10,0 mm dengan Std Measure; volume solid harus 79.680,00 mm³.</w:t>
+        <w:t xml:space="preserve">New Body “Rumah”: Sketch XY, </w:t>
+      </w:r>
+      <w:r>
+        <w:rPr>
+          <w:rFonts w:ascii="Arial" w:hAnsi="Arial" w:eastAsia="Arial" w:cs="Arial"/>
+          <w:b/>
+          <w:i w:val="0"/>
+          <w:sz w:val="22"/>
+        </w:rPr>
+        <w:t>Centered Rectangle</w:t>
+      </w:r>
+      <w:r>
+        <w:rPr>
+          <w:rFonts w:ascii="Arial" w:hAnsi="Arial" w:eastAsia="Arial" w:cs="Arial"/>
+          <w:b w:val="0"/>
+          <w:i w:val="0"/>
+          <w:sz w:val="22"/>
+        </w:rPr>
+        <w:t xml:space="preserve"> pusat 0, 0 ukuran 80 × 60 → Pad 40. Klik muka atas → New Sketch → Centered Rectangle pusat 0, 0 ukuran 72 × 52 (pusat sama: dinding rata) → Pocket 30. Konsol: volume 79.680,00 mm³. Tekan 2, klik tepi atas luar lalu Ctrl+klik tepi atas dalam satu dinding → Measure 4,000 mm; klik lantai Pocket, tekan 5, Ctrl+klik muka bawah → Measure 10,000 mm.</w:t>
       </w:r>
     </w:p>
     <w:p>
@@ -14010,7 +14064,43 @@
           <w:i w:val="0"/>
           <w:sz w:val="22"/>
         </w:rPr>
-        <w:t>Body baru: pelat 120 × 50 × 6 mm simetris terhadap origin → Pad. Pada muka atas gambar satu slot obround (alat Slot) dengan jarak pusat-ke-pusat 64 mm dan lebar 18 mm → Pocket Through all. Std Measure dari ujung busur ke tepi pendek pelat memberi e = 19,000 mm, di atas batas 1,5·t = 9,0 mm.</w:t>
+        <w:t xml:space="preserve">New Body “Pelat”: Centered Rectangle 120 × 50 → Pad 6. Klik muka atas → New Sketch → </w:t>
+      </w:r>
+      <w:r>
+        <w:rPr>
+          <w:rFonts w:ascii="Arial" w:hAnsi="Arial" w:eastAsia="Arial" w:cs="Arial"/>
+          <w:b/>
+          <w:i w:val="0"/>
+          <w:sz w:val="22"/>
+        </w:rPr>
+        <w:t>Slot</w:t>
+      </w:r>
+      <w:r>
+        <w:rPr>
+          <w:rFonts w:ascii="Arial" w:hAnsi="Arial" w:eastAsia="Arial" w:cs="Arial"/>
+          <w:b w:val="0"/>
+          <w:i w:val="0"/>
+          <w:sz w:val="22"/>
+        </w:rPr>
+        <w:t xml:space="preserve">: titik awal −32, 0; panjang 64, sudut 0; isian ketiga adalah jari-jari, ketik 9 (lebar 18). Sudut 0 tidak menjadi konstrain: pilih garis slot di daftar Elements → Horizontal Constraint (Fully constrained) → Pocket </w:t>
+      </w:r>
+      <w:r>
+        <w:rPr>
+          <w:rFonts w:ascii="Arial" w:hAnsi="Arial" w:eastAsia="Arial" w:cs="Arial"/>
+          <w:b w:val="0"/>
+          <w:i/>
+          <w:sz w:val="22"/>
+        </w:rPr>
+        <w:t>Through all</w:t>
+      </w:r>
+      <w:r>
+        <w:rPr>
+          <w:rFonts w:ascii="Arial" w:hAnsi="Arial" w:eastAsia="Arial" w:cs="Arial"/>
+          <w:b w:val="0"/>
+          <w:i w:val="0"/>
+          <w:sz w:val="22"/>
+        </w:rPr>
+        <w:t>. Tekan 2, klik tepi busur ujung slot lalu Ctrl+klik tepi pendek pelat → Measure e = 19,000 mm, di atas batas 1,5·t = 9,0 mm.</w:t>
       </w:r>
     </w:p>
     <w:p>
@@ -14043,7 +14133,7 @@
           <w:i w:val="0"/>
           <w:sz w:val="22"/>
         </w:rPr>
-        <w:t>Body lengan 70 × 24 × 8 mm dengan sumbu putar Z di titik asal, dan dinding Part Box yang muka dalamnya di x = 100 mm. Putar Placement Angle ke θ</w:t>
+        <w:t>New Body “Lengan”: Rectangle sudut 0, −12 ukuran 70 × 24 → Pad 8 (sumbu putar Z di titik asal). Workbench Part: Cube “Dinding” 10 × 100 × 20 di Position x = 100, y = −50 (muka dalam di x = 100). Pilih Body Lengan → Placement → Angle = θ</w:t>
       </w:r>
       <w:r>
         <w:rPr>
@@ -14062,7 +14152,25 @@
           <w:i w:val="0"/>
           <w:sz w:val="22"/>
         </w:rPr>
-        <w:t xml:space="preserve"> = 9,73° lalu Std Measure Distance sudut lengan → muka dinding: 28,979 mm. Jalankan Part → Check Geometry pada semua Body (harus bersih), lalu Ctrl+S ke Latihan12_NIM.FCStd.</w:t>
+        <w:t xml:space="preserve"> = 9,7275° (= 9,73°). Tekan 2, klik sudut lengan terjauh (vertex), tekan 6, Ctrl+klik muka dalam dinding → Measure 28,979 mm. Pilih kedelapan solid → Part → </w:t>
+      </w:r>
+      <w:r>
+        <w:rPr>
+          <w:rFonts w:ascii="Arial" w:hAnsi="Arial" w:eastAsia="Arial" w:cs="Arial"/>
+          <w:b/>
+          <w:i w:val="0"/>
+          <w:sz w:val="22"/>
+        </w:rPr>
+        <w:t>Check Geometry</w:t>
+      </w:r>
+      <w:r>
+        <w:rPr>
+          <w:rFonts w:ascii="Arial" w:hAnsi="Arial" w:eastAsia="Arial" w:cs="Arial"/>
+          <w:b w:val="0"/>
+          <w:i w:val="0"/>
+          <w:sz w:val="22"/>
+        </w:rPr>
+        <w:t xml:space="preserve"> → Run check: 0 invalid shapes. Ctrl+S ke Latihan12_NIM.FCStd.</w:t>
       </w:r>
     </w:p>
     <w:p>
@@ -14171,7 +14279,7 @@
                 <w:i w:val="0"/>
                 <w:sz w:val="18"/>
               </w:rPr>
-              <w:t>Common menghasilkan objek kosong padahal jelas menumpang</w:t>
+              <w:t>New Body menolak dengan pesan “Bad base feature”</w:t>
             </w:r>
           </w:p>
         </w:tc>
@@ -14190,7 +14298,7 @@
                 <w:i w:val="0"/>
                 <w:sz w:val="18"/>
               </w:rPr>
-              <w:t>Yang dipilih objek induk yang sudah termakan Boolean sebelumnya, atau salah satu bukan solid</w:t>
+              <w:t>Masih ada objek terpilih saat New Body (dijadikan base feature)</w:t>
             </w:r>
           </w:p>
         </w:tc>
@@ -14209,7 +14317,7 @@
                 <w:i w:val="0"/>
                 <w:sz w:val="18"/>
               </w:rPr>
-              <w:t>Batalkan Boolean terdahulu; periksa Check Geometry kedua bentuk</w:t>
+              <w:t>Klik ruang kosong dulu, lalu Part Design → New Body</w:t>
             </w:r>
           </w:p>
         </w:tc>
@@ -14230,7 +14338,7 @@
                 <w:i w:val="0"/>
                 <w:sz w:val="18"/>
               </w:rPr>
-              <w:t>Volume Common jauh dari δ·b·h</w:t>
+              <w:t>Measure menampilkan 0,02 mm untuk celah 0,0175 mm</w:t>
             </w:r>
           </w:p>
         </w:tc>
@@ -14249,7 +14357,7 @@
                 <w:i w:val="0"/>
                 <w:sz w:val="18"/>
               </w:rPr>
-              <w:t>Placement B juga bergeser arah Y atau Z, sehingga penampang bersama mengecil</w:t>
+              <w:t>Tampilan bawaan 2 desimal</w:t>
             </w:r>
           </w:p>
         </w:tc>
@@ -14268,7 +14376,7 @@
                 <w:i w:val="0"/>
                 <w:sz w:val="18"/>
               </w:rPr>
-              <w:t>Nolkan y dan z pada Placement Position; ukur ulang</w:t>
+              <w:t>Edit → Preferences → General → Number of decimals = 3</w:t>
             </w:r>
           </w:p>
         </w:tc>
@@ -14289,7 +14397,7 @@
                 <w:i w:val="0"/>
                 <w:sz w:val="18"/>
               </w:rPr>
-              <w:t>Std Measure Distance memberi 0 padahal tampak ada celah</w:t>
+              <w:t>Muka lubang cincin tidak bisa diklik</w:t>
             </w:r>
           </w:p>
         </w:tc>
@@ -14308,7 +14416,7 @@
                 <w:i w:val="0"/>
                 <w:sz w:val="18"/>
               </w:rPr>
-              <w:t>Yang terpilih muka yang bersinggungan, bukan pasangan muka yang dimaksud</w:t>
+              <w:t>Tertutup muka poros yang lebih dekat ke kamera</w:t>
             </w:r>
           </w:p>
         </w:tc>
@@ -14327,7 +14435,7 @@
                 <w:i w:val="0"/>
                 <w:sz w:val="18"/>
               </w:rPr>
-              <w:t>Perbesar tampilan, pilih muka lewat pohon atau tekan Space untuk menyembunyikan komponen penghalang</w:t>
+              <w:t>Klik kanan → Clarify Selection → Face → Pad (Face…), lalu Ctrl+klik muka kedua</w:t>
             </w:r>
           </w:p>
         </w:tc>
@@ -14348,7 +14456,7 @@
                 <w:i w:val="0"/>
                 <w:sz w:val="18"/>
               </w:rPr>
-              <w:t>Kelonggaran terbaca setengah dari perkiraan</w:t>
+              <w:t>Sketsa slot tetap under-constrained</w:t>
             </w:r>
           </w:p>
         </w:tc>
@@ -14367,7 +14475,7 @@
                 <w:i w:val="0"/>
                 <w:sz w:val="18"/>
               </w:rPr>
-              <w:t>Yang diukur celah radial, sedangkan yang diminta kelonggaran diametral</w:t>
+              <w:t>Sudut 0° pada on-view parameters tidak menjadi konstrain</w:t>
             </w:r>
           </w:p>
         </w:tc>
@@ -14386,26 +14494,7 @@
                 <w:i w:val="0"/>
                 <w:sz w:val="18"/>
               </w:rPr>
-              <w:t>Kalikan dua: c</w:t>
-            </w:r>
-            <w:r>
-              <w:rPr>
-                <w:rFonts w:ascii="Arial" w:hAnsi="Arial" w:eastAsia="Arial" w:cs="Arial"/>
-                <w:b w:val="0"/>
-                <w:i w:val="0"/>
-                <w:sz w:val="18"/>
-                <w:vertAlign w:val="subscript"/>
-              </w:rPr>
-              <w:t>diametral</w:t>
-            </w:r>
-            <w:r>
-              <w:rPr>
-                <w:rFonts w:ascii="Arial" w:hAnsi="Arial" w:eastAsia="Arial" w:cs="Arial"/>
-                <w:b w:val="0"/>
-                <w:i w:val="0"/>
-                <w:sz w:val="18"/>
-              </w:rPr>
-              <w:t xml:space="preserve"> = 2 × celah radial</w:t>
+              <w:t>Pilih garis slot di daftar Elements → Horizontal Constraint</w:t>
             </w:r>
           </w:p>
         </w:tc>
@@ -14426,6 +14515,320 @@
                 <w:i w:val="0"/>
                 <w:sz w:val="18"/>
               </w:rPr>
+              <w:t>Slot dua kali lebih lebar</w:t>
+            </w:r>
+          </w:p>
+        </w:tc>
+        <w:tc>
+          <w:tcPr>
+            <w:tcW w:type="dxa" w:w="2929"/>
+          </w:tcPr>
+          <w:p>
+            <w:pPr>
+              <w:spacing w:after="0"/>
+            </w:pPr>
+            <w:r>
+              <w:rPr>
+                <w:rFonts w:ascii="Arial" w:hAnsi="Arial" w:eastAsia="Arial" w:cs="Arial"/>
+                <w:b w:val="0"/>
+                <w:i w:val="0"/>
+                <w:sz w:val="18"/>
+              </w:rPr>
+              <w:t>Isian ketiga alat Slot adalah jari-jari, bukan lebar</w:t>
+            </w:r>
+          </w:p>
+        </w:tc>
+        <w:tc>
+          <w:tcPr>
+            <w:tcW w:type="dxa" w:w="2929"/>
+          </w:tcPr>
+          <w:p>
+            <w:pPr>
+              <w:spacing w:after="0"/>
+            </w:pPr>
+            <w:r>
+              <w:rPr>
+                <w:rFonts w:ascii="Arial" w:hAnsi="Arial" w:eastAsia="Arial" w:cs="Arial"/>
+                <w:b w:val="0"/>
+                <w:i w:val="0"/>
+                <w:sz w:val="18"/>
+              </w:rPr>
+              <w:t>Ketik setengah lebar (9 untuk lebar 18)</w:t>
+            </w:r>
+          </w:p>
+        </w:tc>
+      </w:tr>
+      <w:tr>
+        <w:tc>
+          <w:tcPr>
+            <w:tcW w:type="dxa" w:w="2929"/>
+          </w:tcPr>
+          <w:p>
+            <w:pPr>
+              <w:spacing w:after="0"/>
+            </w:pPr>
+            <w:r>
+              <w:rPr>
+                <w:rFonts w:ascii="Arial" w:hAnsi="Arial" w:eastAsia="Arial" w:cs="Arial"/>
+                <w:b w:val="0"/>
+                <w:i w:val="0"/>
+                <w:sz w:val="18"/>
+              </w:rPr>
+              <w:t>Common menghasilkan objek kosong padahal jelas menumpang</w:t>
+            </w:r>
+          </w:p>
+        </w:tc>
+        <w:tc>
+          <w:tcPr>
+            <w:tcW w:type="dxa" w:w="2929"/>
+          </w:tcPr>
+          <w:p>
+            <w:pPr>
+              <w:spacing w:after="0"/>
+            </w:pPr>
+            <w:r>
+              <w:rPr>
+                <w:rFonts w:ascii="Arial" w:hAnsi="Arial" w:eastAsia="Arial" w:cs="Arial"/>
+                <w:b w:val="0"/>
+                <w:i w:val="0"/>
+                <w:sz w:val="18"/>
+              </w:rPr>
+              <w:t>Yang dipilih objek induk yang sudah termakan Boolean sebelumnya, atau salah satu bukan solid</w:t>
+            </w:r>
+          </w:p>
+        </w:tc>
+        <w:tc>
+          <w:tcPr>
+            <w:tcW w:type="dxa" w:w="2929"/>
+          </w:tcPr>
+          <w:p>
+            <w:pPr>
+              <w:spacing w:after="0"/>
+            </w:pPr>
+            <w:r>
+              <w:rPr>
+                <w:rFonts w:ascii="Arial" w:hAnsi="Arial" w:eastAsia="Arial" w:cs="Arial"/>
+                <w:b w:val="0"/>
+                <w:i w:val="0"/>
+                <w:sz w:val="18"/>
+              </w:rPr>
+              <w:t>Batalkan Boolean terdahulu; periksa Check Geometry kedua bentuk</w:t>
+            </w:r>
+          </w:p>
+        </w:tc>
+      </w:tr>
+      <w:tr>
+        <w:tc>
+          <w:tcPr>
+            <w:tcW w:type="dxa" w:w="2929"/>
+          </w:tcPr>
+          <w:p>
+            <w:pPr>
+              <w:spacing w:after="0"/>
+            </w:pPr>
+            <w:r>
+              <w:rPr>
+                <w:rFonts w:ascii="Arial" w:hAnsi="Arial" w:eastAsia="Arial" w:cs="Arial"/>
+                <w:b w:val="0"/>
+                <w:i w:val="0"/>
+                <w:sz w:val="18"/>
+              </w:rPr>
+              <w:t>Volume Common jauh dari δ·b·h</w:t>
+            </w:r>
+          </w:p>
+        </w:tc>
+        <w:tc>
+          <w:tcPr>
+            <w:tcW w:type="dxa" w:w="2929"/>
+          </w:tcPr>
+          <w:p>
+            <w:pPr>
+              <w:spacing w:after="0"/>
+            </w:pPr>
+            <w:r>
+              <w:rPr>
+                <w:rFonts w:ascii="Arial" w:hAnsi="Arial" w:eastAsia="Arial" w:cs="Arial"/>
+                <w:b w:val="0"/>
+                <w:i w:val="0"/>
+                <w:sz w:val="18"/>
+              </w:rPr>
+              <w:t>Placement B juga bergeser arah Y atau Z, sehingga penampang bersama mengecil</w:t>
+            </w:r>
+          </w:p>
+        </w:tc>
+        <w:tc>
+          <w:tcPr>
+            <w:tcW w:type="dxa" w:w="2929"/>
+          </w:tcPr>
+          <w:p>
+            <w:pPr>
+              <w:spacing w:after="0"/>
+            </w:pPr>
+            <w:r>
+              <w:rPr>
+                <w:rFonts w:ascii="Arial" w:hAnsi="Arial" w:eastAsia="Arial" w:cs="Arial"/>
+                <w:b w:val="0"/>
+                <w:i w:val="0"/>
+                <w:sz w:val="18"/>
+              </w:rPr>
+              <w:t>Nolkan y dan z pada Placement Position; ukur ulang</w:t>
+            </w:r>
+          </w:p>
+        </w:tc>
+      </w:tr>
+      <w:tr>
+        <w:tc>
+          <w:tcPr>
+            <w:tcW w:type="dxa" w:w="2929"/>
+          </w:tcPr>
+          <w:p>
+            <w:pPr>
+              <w:spacing w:after="0"/>
+            </w:pPr>
+            <w:r>
+              <w:rPr>
+                <w:rFonts w:ascii="Arial" w:hAnsi="Arial" w:eastAsia="Arial" w:cs="Arial"/>
+                <w:b w:val="0"/>
+                <w:i w:val="0"/>
+                <w:sz w:val="18"/>
+              </w:rPr>
+              <w:t>Std Measure Distance memberi 0 padahal tampak ada celah</w:t>
+            </w:r>
+          </w:p>
+        </w:tc>
+        <w:tc>
+          <w:tcPr>
+            <w:tcW w:type="dxa" w:w="2929"/>
+          </w:tcPr>
+          <w:p>
+            <w:pPr>
+              <w:spacing w:after="0"/>
+            </w:pPr>
+            <w:r>
+              <w:rPr>
+                <w:rFonts w:ascii="Arial" w:hAnsi="Arial" w:eastAsia="Arial" w:cs="Arial"/>
+                <w:b w:val="0"/>
+                <w:i w:val="0"/>
+                <w:sz w:val="18"/>
+              </w:rPr>
+              <w:t>Yang terpilih muka yang bersinggungan, bukan pasangan muka yang dimaksud</w:t>
+            </w:r>
+          </w:p>
+        </w:tc>
+        <w:tc>
+          <w:tcPr>
+            <w:tcW w:type="dxa" w:w="2929"/>
+          </w:tcPr>
+          <w:p>
+            <w:pPr>
+              <w:spacing w:after="0"/>
+            </w:pPr>
+            <w:r>
+              <w:rPr>
+                <w:rFonts w:ascii="Arial" w:hAnsi="Arial" w:eastAsia="Arial" w:cs="Arial"/>
+                <w:b w:val="0"/>
+                <w:i w:val="0"/>
+                <w:sz w:val="18"/>
+              </w:rPr>
+              <w:t>Perbesar tampilan, pilih muka lewat pohon atau tekan Space untuk menyembunyikan komponen penghalang</w:t>
+            </w:r>
+          </w:p>
+        </w:tc>
+      </w:tr>
+      <w:tr>
+        <w:tc>
+          <w:tcPr>
+            <w:tcW w:type="dxa" w:w="2929"/>
+          </w:tcPr>
+          <w:p>
+            <w:pPr>
+              <w:spacing w:after="0"/>
+            </w:pPr>
+            <w:r>
+              <w:rPr>
+                <w:rFonts w:ascii="Arial" w:hAnsi="Arial" w:eastAsia="Arial" w:cs="Arial"/>
+                <w:b w:val="0"/>
+                <w:i w:val="0"/>
+                <w:sz w:val="18"/>
+              </w:rPr>
+              <w:t>Kelonggaran terbaca setengah dari perkiraan</w:t>
+            </w:r>
+          </w:p>
+        </w:tc>
+        <w:tc>
+          <w:tcPr>
+            <w:tcW w:type="dxa" w:w="2929"/>
+          </w:tcPr>
+          <w:p>
+            <w:pPr>
+              <w:spacing w:after="0"/>
+            </w:pPr>
+            <w:r>
+              <w:rPr>
+                <w:rFonts w:ascii="Arial" w:hAnsi="Arial" w:eastAsia="Arial" w:cs="Arial"/>
+                <w:b w:val="0"/>
+                <w:i w:val="0"/>
+                <w:sz w:val="18"/>
+              </w:rPr>
+              <w:t>Yang diukur celah radial, sedangkan yang diminta kelonggaran diametral</w:t>
+            </w:r>
+          </w:p>
+        </w:tc>
+        <w:tc>
+          <w:tcPr>
+            <w:tcW w:type="dxa" w:w="2929"/>
+          </w:tcPr>
+          <w:p>
+            <w:pPr>
+              <w:spacing w:after="0"/>
+            </w:pPr>
+            <w:r>
+              <w:rPr>
+                <w:rFonts w:ascii="Arial" w:hAnsi="Arial" w:eastAsia="Arial" w:cs="Arial"/>
+                <w:b w:val="0"/>
+                <w:i w:val="0"/>
+                <w:sz w:val="18"/>
+              </w:rPr>
+              <w:t>Kalikan dua: c</w:t>
+            </w:r>
+            <w:r>
+              <w:rPr>
+                <w:rFonts w:ascii="Arial" w:hAnsi="Arial" w:eastAsia="Arial" w:cs="Arial"/>
+                <w:b w:val="0"/>
+                <w:i w:val="0"/>
+                <w:sz w:val="18"/>
+                <w:vertAlign w:val="subscript"/>
+              </w:rPr>
+              <w:t>diametral</w:t>
+            </w:r>
+            <w:r>
+              <w:rPr>
+                <w:rFonts w:ascii="Arial" w:hAnsi="Arial" w:eastAsia="Arial" w:cs="Arial"/>
+                <w:b w:val="0"/>
+                <w:i w:val="0"/>
+                <w:sz w:val="18"/>
+              </w:rPr>
+              <w:t xml:space="preserve"> = 2 × celah radial</w:t>
+            </w:r>
+          </w:p>
+        </w:tc>
+      </w:tr>
+      <w:tr>
+        <w:tc>
+          <w:tcPr>
+            <w:tcW w:type="dxa" w:w="2929"/>
+          </w:tcPr>
+          <w:p>
+            <w:pPr>
+              <w:spacing w:after="0"/>
+            </w:pPr>
+            <w:r>
+              <w:rPr>
+                <w:rFonts w:ascii="Arial" w:hAnsi="Arial" w:eastAsia="Arial" w:cs="Arial"/>
+                <w:b w:val="0"/>
+                <w:i w:val="0"/>
+                <w:sz w:val="18"/>
+              </w:rPr>
               <w:t>Pocket tidak berpusat sehingga dinding tidak sama tebal</w:t>
             </w:r>
           </w:p>
@@ -14464,7 +14867,7 @@
                 <w:i w:val="0"/>
                 <w:sz w:val="18"/>
               </w:rPr>
-              <w:t>Pakai konstrain Symmetric terhadap sumbu sketsa, atau beri jarak w dari keempat tepi</w:t>
+              <w:t>Pakai Centered Rectangle berpusat 0, 0 (konstrain Symmetric terpasang otomatis), atau beri jarak w dari keempat tepi</w:t>
             </w:r>
           </w:p>
         </w:tc>
